--- a/Manual de implementación .docx
+++ b/Manual de implementación .docx
@@ -4,9 +4,7 @@
   <w:body>
     <w:p>
       <w:pPr>
-        <w:pStyle w:val="Ttulo1"/>
-        <w:spacing w:line="360" w:lineRule="auto"/>
-        <w:jc w:val="center"/>
+        <w:pStyle w:val="Ttulo2"/>
         <w:rPr>
           <w:lang w:val="es-ES"/>
         </w:rPr>
@@ -115,7 +113,7 @@
           <w:noProof/>
           <w:lang w:val="es-ES"/>
         </w:rPr>
-        <w:t>miércoles, 29 de abril de 2026</w:t>
+        <w:t>miércoles, 6 de mayo de 2026</w:t>
       </w:r>
       <w:r>
         <w:rPr>
@@ -211,30 +209,8 @@
         <w:rPr>
           <w:lang w:val="es-ES"/>
         </w:rPr>
-        <w:t xml:space="preserve">También obtener el </w:t>
-      </w:r>
-      <w:proofErr w:type="gramStart"/>
-      <w:r>
-        <w:rPr>
-          <w:lang w:val="es-ES"/>
-        </w:rPr>
-        <w:t>ticket</w:t>
-      </w:r>
-      <w:proofErr w:type="gramEnd"/>
-      <w:r>
-        <w:rPr>
-          <w:lang w:val="es-ES"/>
-        </w:rPr>
-        <w:t xml:space="preserve"> de venta y las configuraciones </w:t>
-      </w:r>
-      <w:proofErr w:type="gramStart"/>
-      <w:r>
-        <w:rPr>
-          <w:lang w:val="es-ES"/>
-        </w:rPr>
-        <w:t>del mismo</w:t>
-      </w:r>
-      <w:proofErr w:type="gramEnd"/>
+        <w:t>También obtener el ticket de venta y las configuraciones del mismo</w:t>
+      </w:r>
       <w:r>
         <w:rPr>
           <w:lang w:val="es-ES"/>
@@ -867,9 +843,279 @@
     </w:p>
     <w:p>
       <w:pPr>
-        <w:tabs>
-          <w:tab w:val="left" w:pos="6450"/>
-        </w:tabs>
+        <w:pStyle w:val="Ttulo2"/>
+        <w:rPr>
+          <w:lang w:val="es-ES"/>
+        </w:rPr>
+      </w:pPr>
+      <w:r>
+        <w:rPr>
+          <w:lang w:val="es-ES"/>
+        </w:rPr>
+        <w:lastRenderedPageBreak/>
+        <w:t xml:space="preserve">REGISTRO DE PRODUCTO </w:t>
+      </w:r>
+    </w:p>
+    <w:p>
+      <w:pPr>
+        <w:rPr>
+          <w:lang w:val="es-ES"/>
+        </w:rPr>
+      </w:pPr>
+    </w:p>
+    <w:p>
+      <w:pPr>
+        <w:rPr>
+          <w:lang w:val="es-ES"/>
+        </w:rPr>
+      </w:pPr>
+      <w:r>
+        <w:rPr>
+          <w:lang w:val="es-ES"/>
+        </w:rPr>
+        <w:t xml:space="preserve">En este apartado se dan de alta los registros de los productos que usa el sistema. Para poder efectuar ventas, es necesario que existe un catalogo para poder elegir lo que se valla adquirir por parte del cliente. y si el sistema se cierra, los productos quedan guardados para usar la próxima vez que se active el mismo. Para esto, se necesita una BASE DE DATOS </w:t>
+      </w:r>
+    </w:p>
+    <w:p>
+      <w:pPr>
+        <w:rPr>
+          <w:lang w:val="es-ES"/>
+        </w:rPr>
+      </w:pPr>
+      <w:r>
+        <w:rPr>
+          <w:lang w:val="es-ES"/>
+        </w:rPr>
+        <w:t>¡que es una base de datos?</w:t>
+      </w:r>
+    </w:p>
+    <w:p>
+      <w:pPr>
+        <w:rPr>
+          <w:lang w:val="es-ES"/>
+        </w:rPr>
+      </w:pPr>
+      <w:r>
+        <w:rPr>
+          <w:lang w:val="es-ES"/>
+        </w:rPr>
+        <w:t xml:space="preserve">Es un conjunto de datos que están estructurados en forma correcta y secuencial la información que usan los sistemas para su correcto uso, estos datos pueden ser de tipo texto. Numéricos, objetos, enlaces, y cualquier tipo de almacenable </w:t>
+      </w:r>
+    </w:p>
+    <w:p>
+      <w:pPr>
+        <w:rPr>
+          <w:lang w:val="es-ES"/>
+        </w:rPr>
+      </w:pPr>
+      <w:r>
+        <w:rPr>
+          <w:lang w:val="es-ES"/>
+        </w:rPr>
+        <w:t xml:space="preserve">Una base de datos </w:t>
+      </w:r>
+      <w:r>
+        <w:rPr>
+          <w:lang w:val="es-ES"/>
+        </w:rPr>
+        <w:t xml:space="preserve">se conforma de tablas, cada tabla tiene registro y los registros se conforma de campos. A continuación, se describe cada elemento </w:t>
+      </w:r>
+    </w:p>
+    <w:p>
+      <w:pPr>
+        <w:pStyle w:val="Prrafodelista"/>
+        <w:numPr>
+          <w:ilvl w:val="0"/>
+          <w:numId w:val="12"/>
+        </w:numPr>
+        <w:rPr>
+          <w:lang w:val="es-ES"/>
+        </w:rPr>
+      </w:pPr>
+      <w:r>
+        <w:rPr>
+          <w:b/>
+          <w:bCs/>
+          <w:color w:val="000000" w:themeColor="text1"/>
+          <w:lang w:val="es-ES"/>
+        </w:rPr>
+        <w:t>tabla</w:t>
+      </w:r>
+      <w:r>
+        <w:rPr>
+          <w:color w:val="0E2841" w:themeColor="text2"/>
+          <w:sz w:val="20"/>
+          <w:szCs w:val="20"/>
+          <w:lang w:val="es-ES"/>
+        </w:rPr>
+        <w:t xml:space="preserve">: </w:t>
+      </w:r>
+      <w:r>
+        <w:rPr>
+          <w:color w:val="0E2841" w:themeColor="text2"/>
+          <w:sz w:val="20"/>
+          <w:szCs w:val="20"/>
+          <w:lang w:val="es-ES"/>
+        </w:rPr>
+        <w:t xml:space="preserve"> </w:t>
+      </w:r>
+      <w:r>
+        <w:rPr>
+          <w:color w:val="0E2841" w:themeColor="text2"/>
+          <w:sz w:val="24"/>
+          <w:szCs w:val="24"/>
+          <w:lang w:val="es-ES"/>
+        </w:rPr>
+        <w:t xml:space="preserve">son los contenedores de información, son únicos y guardan los datos de un mismo </w:t>
+      </w:r>
+      <w:proofErr w:type="gramStart"/>
+      <w:r>
+        <w:rPr>
+          <w:color w:val="0E2841" w:themeColor="text2"/>
+          <w:sz w:val="24"/>
+          <w:szCs w:val="24"/>
+          <w:lang w:val="es-ES"/>
+        </w:rPr>
+        <w:t>tipo</w:t>
+      </w:r>
+      <w:proofErr w:type="gramEnd"/>
+      <w:r>
+        <w:rPr>
+          <w:color w:val="0E2841" w:themeColor="text2"/>
+          <w:sz w:val="24"/>
+          <w:szCs w:val="24"/>
+          <w:lang w:val="es-ES"/>
+        </w:rPr>
+        <w:t xml:space="preserve"> por ejemplo: clientes, alumnos, proveedores, ventas</w:t>
+      </w:r>
+    </w:p>
+    <w:p>
+      <w:pPr>
+        <w:pStyle w:val="Prrafodelista"/>
+        <w:numPr>
+          <w:ilvl w:val="0"/>
+          <w:numId w:val="12"/>
+        </w:numPr>
+        <w:rPr>
+          <w:lang w:val="es-ES"/>
+        </w:rPr>
+      </w:pPr>
+      <w:r>
+        <w:rPr>
+          <w:b/>
+          <w:bCs/>
+          <w:color w:val="000000" w:themeColor="text1"/>
+          <w:sz w:val="24"/>
+          <w:szCs w:val="24"/>
+          <w:lang w:val="es-ES"/>
+        </w:rPr>
+        <w:t>registro</w:t>
+      </w:r>
+      <w:r>
+        <w:rPr>
+          <w:color w:val="000000" w:themeColor="text1"/>
+          <w:sz w:val="24"/>
+          <w:szCs w:val="24"/>
+          <w:lang w:val="es-ES"/>
+        </w:rPr>
+        <w:t xml:space="preserve">: </w:t>
+      </w:r>
+      <w:r>
+        <w:rPr>
+          <w:color w:val="000000" w:themeColor="text1"/>
+          <w:lang w:val="es-ES"/>
+        </w:rPr>
+        <w:t xml:space="preserve"> es un conjunto de datos o campos correspondientes a un tipo de información ejemplo: en una tabla de alumnos un registro seria: clave del alumno, </w:t>
+      </w:r>
+      <w:r>
+        <w:rPr>
+          <w:color w:val="000000" w:themeColor="text1"/>
+          <w:lang w:val="es-ES"/>
+        </w:rPr>
+        <w:t>nombre,</w:t>
+      </w:r>
+      <w:r>
+        <w:rPr>
+          <w:color w:val="000000" w:themeColor="text1"/>
+          <w:lang w:val="es-ES"/>
+        </w:rPr>
+        <w:t xml:space="preserve"> carrera, grado, grupo, edad </w:t>
+      </w:r>
+    </w:p>
+    <w:p>
+      <w:pPr>
+        <w:pStyle w:val="Prrafodelista"/>
+        <w:numPr>
+          <w:ilvl w:val="0"/>
+          <w:numId w:val="12"/>
+        </w:numPr>
+        <w:rPr>
+          <w:lang w:val="es-ES"/>
+        </w:rPr>
+      </w:pPr>
+      <w:r>
+        <w:rPr>
+          <w:b/>
+          <w:bCs/>
+          <w:color w:val="000000" w:themeColor="text1"/>
+          <w:sz w:val="24"/>
+          <w:szCs w:val="24"/>
+          <w:lang w:val="es-ES"/>
+        </w:rPr>
+        <w:t>campo</w:t>
+      </w:r>
+      <w:r>
+        <w:rPr>
+          <w:b/>
+          <w:bCs/>
+          <w:color w:val="000000" w:themeColor="text1"/>
+          <w:sz w:val="24"/>
+          <w:szCs w:val="24"/>
+          <w:lang w:val="es-ES"/>
+        </w:rPr>
+        <w:t>s</w:t>
+      </w:r>
+      <w:r>
+        <w:rPr>
+          <w:color w:val="000000" w:themeColor="text1"/>
+          <w:sz w:val="24"/>
+          <w:szCs w:val="24"/>
+          <w:lang w:val="es-ES"/>
+        </w:rPr>
+        <w:t>:</w:t>
+      </w:r>
+      <w:r>
+        <w:rPr>
+          <w:color w:val="000000" w:themeColor="text1"/>
+          <w:lang w:val="es-ES"/>
+        </w:rPr>
+        <w:t xml:space="preserve"> es un dato único que por si mismo de mucha </w:t>
+      </w:r>
+      <w:r>
+        <w:rPr>
+          <w:color w:val="000000" w:themeColor="text1"/>
+          <w:lang w:val="es-ES"/>
+        </w:rPr>
+        <w:t xml:space="preserve">información necesitas de otros datos para saber </w:t>
+      </w:r>
+      <w:r>
+        <w:rPr>
+          <w:color w:val="000000" w:themeColor="text1"/>
+          <w:lang w:val="es-ES"/>
+        </w:rPr>
+        <w:t xml:space="preserve">    </w:t>
+      </w:r>
+      <w:r>
+        <w:rPr>
+          <w:color w:val="000000" w:themeColor="text1"/>
+          <w:lang w:val="es-ES"/>
+        </w:rPr>
+        <w:t xml:space="preserve">que información es, ejemplos: nombre, edad, precio, observaciones  </w:t>
+      </w:r>
+    </w:p>
+    <w:p>
+      <w:pPr>
+        <w:pStyle w:val="Prrafodelista"/>
         <w:rPr>
           <w:lang w:val="es-ES"/>
         </w:rPr>
@@ -971,6 +1217,7 @@
             <w:dataBinding w:prefixMappings="xmlns:ns0='http://purl.org/dc/elements/1.1/' xmlns:ns1='http://schemas.openxmlformats.org/package/2006/metadata/core-properties' " w:xpath="/ns1:coreProperties[1]/ns0:creator[1]" w:storeItemID="{6C3C8BC8-F283-45AE-878A-BAB7291924A1}"/>
             <w:text/>
           </w:sdtPr>
+          <w:sdtEndPr/>
           <w:sdtContent>
             <w:p>
               <w:pPr>
@@ -1208,6 +1455,7 @@
               <w:dataBinding w:prefixMappings="xmlns:ns0='http://purl.org/dc/elements/1.1/' xmlns:ns1='http://schemas.openxmlformats.org/package/2006/metadata/core-properties' " w:xpath="/ns1:coreProperties[1]/ns0:title[1]" w:storeItemID="{6C3C8BC8-F283-45AE-878A-BAB7291924A1}"/>
               <w:text/>
             </w:sdtPr>
+            <w:sdtEndPr/>
             <w:sdtContent>
               <w:r>
                 <w:rPr>
@@ -1549,6 +1797,119 @@
       </w:rPr>
     </w:lvl>
   </w:abstractNum>
+  <w:abstractNum w:abstractNumId="2" w15:restartNumberingAfterBreak="0">
+    <w:nsid w:val="26F41BA5"/>
+    <w:multiLevelType w:val="hybridMultilevel"/>
+    <w:tmpl w:val="8BF6FA98"/>
+    <w:lvl w:ilvl="0" w:tplc="080A0001">
+      <w:start w:val="1"/>
+      <w:numFmt w:val="bullet"/>
+      <w:lvlText w:val=""/>
+      <w:lvlJc w:val="left"/>
+      <w:pPr>
+        <w:ind w:left="720" w:hanging="360"/>
+      </w:pPr>
+      <w:rPr>
+        <w:rFonts w:ascii="Symbol" w:hAnsi="Symbol" w:hint="default"/>
+      </w:rPr>
+    </w:lvl>
+    <w:lvl w:ilvl="1" w:tplc="080A0003" w:tentative="1">
+      <w:start w:val="1"/>
+      <w:numFmt w:val="bullet"/>
+      <w:lvlText w:val="o"/>
+      <w:lvlJc w:val="left"/>
+      <w:pPr>
+        <w:ind w:left="1440" w:hanging="360"/>
+      </w:pPr>
+      <w:rPr>
+        <w:rFonts w:ascii="Courier New" w:hAnsi="Courier New" w:cs="Courier New" w:hint="default"/>
+      </w:rPr>
+    </w:lvl>
+    <w:lvl w:ilvl="2" w:tplc="080A0005" w:tentative="1">
+      <w:start w:val="1"/>
+      <w:numFmt w:val="bullet"/>
+      <w:lvlText w:val=""/>
+      <w:lvlJc w:val="left"/>
+      <w:pPr>
+        <w:ind w:left="2160" w:hanging="360"/>
+      </w:pPr>
+      <w:rPr>
+        <w:rFonts w:ascii="Wingdings" w:hAnsi="Wingdings" w:hint="default"/>
+      </w:rPr>
+    </w:lvl>
+    <w:lvl w:ilvl="3" w:tplc="080A0001" w:tentative="1">
+      <w:start w:val="1"/>
+      <w:numFmt w:val="bullet"/>
+      <w:lvlText w:val=""/>
+      <w:lvlJc w:val="left"/>
+      <w:pPr>
+        <w:ind w:left="2880" w:hanging="360"/>
+      </w:pPr>
+      <w:rPr>
+        <w:rFonts w:ascii="Symbol" w:hAnsi="Symbol" w:hint="default"/>
+      </w:rPr>
+    </w:lvl>
+    <w:lvl w:ilvl="4" w:tplc="080A0003" w:tentative="1">
+      <w:start w:val="1"/>
+      <w:numFmt w:val="bullet"/>
+      <w:lvlText w:val="o"/>
+      <w:lvlJc w:val="left"/>
+      <w:pPr>
+        <w:ind w:left="3600" w:hanging="360"/>
+      </w:pPr>
+      <w:rPr>
+        <w:rFonts w:ascii="Courier New" w:hAnsi="Courier New" w:cs="Courier New" w:hint="default"/>
+      </w:rPr>
+    </w:lvl>
+    <w:lvl w:ilvl="5" w:tplc="080A0005" w:tentative="1">
+      <w:start w:val="1"/>
+      <w:numFmt w:val="bullet"/>
+      <w:lvlText w:val=""/>
+      <w:lvlJc w:val="left"/>
+      <w:pPr>
+        <w:ind w:left="4320" w:hanging="360"/>
+      </w:pPr>
+      <w:rPr>
+        <w:rFonts w:ascii="Wingdings" w:hAnsi="Wingdings" w:hint="default"/>
+      </w:rPr>
+    </w:lvl>
+    <w:lvl w:ilvl="6" w:tplc="080A0001" w:tentative="1">
+      <w:start w:val="1"/>
+      <w:numFmt w:val="bullet"/>
+      <w:lvlText w:val=""/>
+      <w:lvlJc w:val="left"/>
+      <w:pPr>
+        <w:ind w:left="5040" w:hanging="360"/>
+      </w:pPr>
+      <w:rPr>
+        <w:rFonts w:ascii="Symbol" w:hAnsi="Symbol" w:hint="default"/>
+      </w:rPr>
+    </w:lvl>
+    <w:lvl w:ilvl="7" w:tplc="080A0003" w:tentative="1">
+      <w:start w:val="1"/>
+      <w:numFmt w:val="bullet"/>
+      <w:lvlText w:val="o"/>
+      <w:lvlJc w:val="left"/>
+      <w:pPr>
+        <w:ind w:left="5760" w:hanging="360"/>
+      </w:pPr>
+      <w:rPr>
+        <w:rFonts w:ascii="Courier New" w:hAnsi="Courier New" w:cs="Courier New" w:hint="default"/>
+      </w:rPr>
+    </w:lvl>
+    <w:lvl w:ilvl="8" w:tplc="080A0005" w:tentative="1">
+      <w:start w:val="1"/>
+      <w:numFmt w:val="bullet"/>
+      <w:lvlText w:val=""/>
+      <w:lvlJc w:val="left"/>
+      <w:pPr>
+        <w:ind w:left="6480" w:hanging="360"/>
+      </w:pPr>
+      <w:rPr>
+        <w:rFonts w:ascii="Wingdings" w:hAnsi="Wingdings" w:hint="default"/>
+      </w:rPr>
+    </w:lvl>
+  </w:abstractNum>
   <w:num w:numId="1" w16cid:durableId="607469778">
     <w:abstractNumId w:val="0"/>
   </w:num>
@@ -1581,6 +1942,9 @@
   </w:num>
   <w:num w:numId="11" w16cid:durableId="538013386">
     <w:abstractNumId w:val="1"/>
+  </w:num>
+  <w:num w:numId="12" w16cid:durableId="1052926489">
+    <w:abstractNumId w:val="2"/>
   </w:num>
 </w:numbering>
 </file>
@@ -2205,6 +2569,7 @@
   <w:style w:type="character" w:default="1" w:styleId="Fuentedeprrafopredeter">
     <w:name w:val="Default Paragraph Font"/>
     <w:uiPriority w:val="1"/>
+    <w:semiHidden/>
     <w:unhideWhenUsed/>
   </w:style>
   <w:style w:type="table" w:default="1" w:styleId="Tablanormal">
@@ -2795,6 +3160,20 @@
     <w:pitch w:val="variable"/>
     <w:sig w:usb0="20000287" w:usb1="00000003" w:usb2="00000000" w:usb3="00000000" w:csb0="0000019F" w:csb1="00000000"/>
   </w:font>
+  <w:font w:name="Calibri">
+    <w:panose1 w:val="020F0502020204030204"/>
+    <w:charset w:val="00"/>
+    <w:family w:val="swiss"/>
+    <w:pitch w:val="variable"/>
+    <w:sig w:usb0="E4002EFF" w:usb1="C000247B" w:usb2="00000009" w:usb3="00000000" w:csb0="000001FF" w:csb1="00000000"/>
+  </w:font>
+  <w:font w:name="Calibri Light">
+    <w:panose1 w:val="020F0302020204030204"/>
+    <w:charset w:val="00"/>
+    <w:family w:val="swiss"/>
+    <w:pitch w:val="variable"/>
+    <w:sig w:usb0="E4002EFF" w:usb1="C000247B" w:usb2="00000009" w:usb3="00000000" w:csb0="000001FF" w:csb1="00000000"/>
+  </w:font>
 </w:fonts>
 </file>
 
@@ -2818,8 +3197,10 @@
     <w:rsid w:val="00140ECD"/>
     <w:rsid w:val="00211A3C"/>
     <w:rsid w:val="002713AC"/>
+    <w:rsid w:val="004A3D4D"/>
     <w:rsid w:val="006A4259"/>
     <w:rsid w:val="00C3659E"/>
+    <w:rsid w:val="00ED56B7"/>
     <w:rsid w:val="00EF2937"/>
     <w:rsid w:val="00FB32D2"/>
   </w:rsids>

--- a/Manual de implementación .docx
+++ b/Manual de implementación .docx
@@ -1115,19 +1115,361 @@
     </w:p>
     <w:p>
       <w:pPr>
+        <w:rPr>
+          <w:lang w:val="es-ES"/>
+        </w:rPr>
+      </w:pPr>
+      <w:r>
+        <w:rPr>
+          <w:lang w:val="es-ES"/>
+        </w:rPr>
+        <w:br w:type="page"/>
+      </w:r>
+    </w:p>
+    <w:p>
+      <w:pPr>
         <w:pStyle w:val="Prrafodelista"/>
         <w:rPr>
           <w:lang w:val="es-ES"/>
         </w:rPr>
       </w:pPr>
+      <w:r>
+        <w:rPr>
+          <w:noProof/>
+          <w:lang w:val="es-ES"/>
+        </w:rPr>
+        <w:lastRenderedPageBreak/>
+        <w:drawing>
+          <wp:anchor distT="0" distB="0" distL="114300" distR="114300" simplePos="0" relativeHeight="251659264" behindDoc="0" locked="0" layoutInCell="1" allowOverlap="1" wp14:anchorId="1123BA95" wp14:editId="461C8B4D">
+            <wp:simplePos x="0" y="0"/>
+            <wp:positionH relativeFrom="column">
+              <wp:posOffset>1424940</wp:posOffset>
+            </wp:positionH>
+            <wp:positionV relativeFrom="paragraph">
+              <wp:posOffset>257175</wp:posOffset>
+            </wp:positionV>
+            <wp:extent cx="2457450" cy="2733287"/>
+            <wp:effectExtent l="0" t="0" r="0" b="0"/>
+            <wp:wrapSquare wrapText="bothSides"/>
+            <wp:docPr id="1904217208" name="Imagen 1"/>
+            <wp:cNvGraphicFramePr>
+              <a:graphicFrameLocks xmlns:a="http://schemas.openxmlformats.org/drawingml/2006/main" noChangeAspect="1"/>
+            </wp:cNvGraphicFramePr>
+            <a:graphic xmlns:a="http://schemas.openxmlformats.org/drawingml/2006/main">
+              <a:graphicData uri="http://schemas.openxmlformats.org/drawingml/2006/picture">
+                <pic:pic xmlns:pic="http://schemas.openxmlformats.org/drawingml/2006/picture">
+                  <pic:nvPicPr>
+                    <pic:cNvPr id="1904217208" name="Imagen 1904217208"/>
+                    <pic:cNvPicPr/>
+                  </pic:nvPicPr>
+                  <pic:blipFill>
+                    <a:blip r:embed="rId10">
+                      <a:extLst>
+                        <a:ext uri="{28A0092B-C50C-407E-A947-70E740481C1C}">
+                          <a14:useLocalDpi xmlns:a14="http://schemas.microsoft.com/office/drawing/2010/main" val="0"/>
+                        </a:ext>
+                      </a:extLst>
+                    </a:blip>
+                    <a:stretch>
+                      <a:fillRect/>
+                    </a:stretch>
+                  </pic:blipFill>
+                  <pic:spPr>
+                    <a:xfrm>
+                      <a:off x="0" y="0"/>
+                      <a:ext cx="2457450" cy="2733287"/>
+                    </a:xfrm>
+                    <a:prstGeom prst="rect">
+                      <a:avLst/>
+                    </a:prstGeom>
+                  </pic:spPr>
+                </pic:pic>
+              </a:graphicData>
+            </a:graphic>
+          </wp:anchor>
+        </w:drawing>
+      </w:r>
+    </w:p>
+    <w:p>
+      <w:pPr>
+        <w:rPr>
+          <w:lang w:val="es-ES"/>
+        </w:rPr>
+      </w:pPr>
+    </w:p>
+    <w:p>
+      <w:pPr>
+        <w:rPr>
+          <w:lang w:val="es-ES"/>
+        </w:rPr>
+      </w:pPr>
+    </w:p>
+    <w:p>
+      <w:pPr>
+        <w:rPr>
+          <w:lang w:val="es-ES"/>
+        </w:rPr>
+      </w:pPr>
+    </w:p>
+    <w:p>
+      <w:pPr>
+        <w:rPr>
+          <w:lang w:val="es-ES"/>
+        </w:rPr>
+      </w:pPr>
+    </w:p>
+    <w:p>
+      <w:pPr>
+        <w:rPr>
+          <w:lang w:val="es-ES"/>
+        </w:rPr>
+      </w:pPr>
+    </w:p>
+    <w:p>
+      <w:pPr>
+        <w:rPr>
+          <w:lang w:val="es-ES"/>
+        </w:rPr>
+      </w:pPr>
+    </w:p>
+    <w:p>
+      <w:pPr>
+        <w:rPr>
+          <w:lang w:val="es-ES"/>
+        </w:rPr>
+      </w:pPr>
+    </w:p>
+    <w:p>
+      <w:pPr>
+        <w:rPr>
+          <w:lang w:val="es-ES"/>
+        </w:rPr>
+      </w:pPr>
+    </w:p>
+    <w:p>
+      <w:pPr>
+        <w:rPr>
+          <w:lang w:val="es-ES"/>
+        </w:rPr>
+      </w:pPr>
+    </w:p>
+    <w:p>
+      <w:pPr>
+        <w:rPr>
+          <w:lang w:val="es-ES"/>
+        </w:rPr>
+      </w:pPr>
+    </w:p>
+    <w:p>
+      <w:pPr>
+        <w:rPr>
+          <w:lang w:val="es-ES"/>
+        </w:rPr>
+      </w:pPr>
+    </w:p>
+    <w:p>
+      <w:pPr>
+        <w:jc w:val="both"/>
+        <w:rPr>
+          <w:lang w:val="es-MX"/>
+        </w:rPr>
+      </w:pPr>
+      <w:r>
+        <w:rPr>
+          <w:lang w:val="es-MX"/>
+        </w:rPr>
+        <w:t xml:space="preserve">La ventana </w:t>
+      </w:r>
+      <w:r>
+        <w:rPr>
+          <w:b/>
+          <w:bCs/>
+          <w:lang w:val="es-MX"/>
+        </w:rPr>
+        <w:t>“Registro de Productos”</w:t>
+      </w:r>
+      <w:r>
+        <w:rPr>
+          <w:lang w:val="es-MX"/>
+        </w:rPr>
+        <w:t xml:space="preserve"> permite capturar y almacenar la información de los artículos dentro del sistema de punto de venta. Su diseño está organizado de forma clara y sencilla para facilitar el ingreso de datos por parte del usuario.</w:t>
+      </w:r>
+    </w:p>
+    <w:p>
+      <w:pPr>
+        <w:jc w:val="both"/>
+        <w:rPr>
+          <w:lang w:val="es-MX"/>
+        </w:rPr>
+      </w:pPr>
+      <w:r>
+        <w:rPr>
+          <w:lang w:val="es-MX"/>
+        </w:rPr>
+        <w:t>En la parte superior se muestra el título de la sección acompañado de un ícono representativo. Debajo se encuentran los campos necesarios para registrar un producto:</w:t>
+      </w:r>
+    </w:p>
+    <w:p>
+      <w:pPr>
+        <w:numPr>
+          <w:ilvl w:val="0"/>
+          <w:numId w:val="13"/>
+        </w:numPr>
+        <w:jc w:val="both"/>
+        <w:rPr>
+          <w:lang w:val="es-MX"/>
+        </w:rPr>
+      </w:pPr>
+      <w:r>
+        <w:rPr>
+          <w:b/>
+          <w:bCs/>
+          <w:lang w:val="es-MX"/>
+        </w:rPr>
+        <w:t>ID del Producto:</w:t>
+      </w:r>
+      <w:r>
+        <w:rPr>
+          <w:lang w:val="es-MX"/>
+        </w:rPr>
+        <w:t xml:space="preserve"> espacio donde se captura el código o identificador único del artículo. </w:t>
+      </w:r>
+    </w:p>
+    <w:p>
+      <w:pPr>
+        <w:numPr>
+          <w:ilvl w:val="0"/>
+          <w:numId w:val="13"/>
+        </w:numPr>
+        <w:jc w:val="both"/>
+        <w:rPr>
+          <w:lang w:val="es-MX"/>
+        </w:rPr>
+      </w:pPr>
+      <w:r>
+        <w:rPr>
+          <w:b/>
+          <w:bCs/>
+          <w:lang w:val="es-MX"/>
+        </w:rPr>
+        <w:t>Descripción:</w:t>
+      </w:r>
+      <w:r>
+        <w:rPr>
+          <w:lang w:val="es-MX"/>
+        </w:rPr>
+        <w:t xml:space="preserve"> campo destinado al nombre o detalle del producto. </w:t>
+      </w:r>
+    </w:p>
+    <w:p>
+      <w:pPr>
+        <w:numPr>
+          <w:ilvl w:val="0"/>
+          <w:numId w:val="13"/>
+        </w:numPr>
+        <w:jc w:val="both"/>
+        <w:rPr>
+          <w:lang w:val="es-MX"/>
+        </w:rPr>
+      </w:pPr>
+      <w:r>
+        <w:rPr>
+          <w:b/>
+          <w:bCs/>
+          <w:lang w:val="es-MX"/>
+        </w:rPr>
+        <w:t>Precio:</w:t>
+      </w:r>
+      <w:r>
+        <w:rPr>
+          <w:lang w:val="es-MX"/>
+        </w:rPr>
+        <w:t xml:space="preserve"> apartado para ingresar el costo o precio de venta. </w:t>
+      </w:r>
+    </w:p>
+    <w:p>
+      <w:pPr>
+        <w:numPr>
+          <w:ilvl w:val="0"/>
+          <w:numId w:val="13"/>
+        </w:numPr>
+        <w:jc w:val="both"/>
+        <w:rPr>
+          <w:lang w:val="es-MX"/>
+        </w:rPr>
+      </w:pPr>
+      <w:r>
+        <w:rPr>
+          <w:b/>
+          <w:bCs/>
+          <w:lang w:val="es-MX"/>
+        </w:rPr>
+        <w:t>Categoría:</w:t>
+      </w:r>
+      <w:r>
+        <w:rPr>
+          <w:lang w:val="es-MX"/>
+        </w:rPr>
+        <w:t xml:space="preserve"> permite clasificar el producto según su tipo o sección. </w:t>
+      </w:r>
+    </w:p>
+    <w:p>
+      <w:pPr>
+        <w:jc w:val="both"/>
+        <w:rPr>
+          <w:lang w:val="es-MX"/>
+        </w:rPr>
+      </w:pPr>
+      <w:r>
+        <w:rPr>
+          <w:lang w:val="es-MX"/>
+        </w:rPr>
+        <w:t xml:space="preserve">En la parte inferior se encuentra el botón </w:t>
+      </w:r>
+      <w:r>
+        <w:rPr>
+          <w:b/>
+          <w:bCs/>
+          <w:lang w:val="es-MX"/>
+        </w:rPr>
+        <w:t>“Guardar Producto”</w:t>
+      </w:r>
+      <w:r>
+        <w:rPr>
+          <w:lang w:val="es-MX"/>
+        </w:rPr>
+        <w:t>, el cual almacena la información ingresada en el sistema. Antes de guardar, el programa valida que todos los campos estén completos y que el precio contenga un valor numérico válido.</w:t>
+      </w:r>
+    </w:p>
+    <w:p>
+      <w:pPr>
+        <w:jc w:val="both"/>
+        <w:rPr>
+          <w:lang w:val="es-MX"/>
+        </w:rPr>
+      </w:pPr>
+      <w:r>
+        <w:rPr>
+          <w:lang w:val="es-MX"/>
+        </w:rPr>
+        <w:t>Esta pantalla facilita el control y administración de productos dentro del sistema ELEVENTA, permitiendo mantener un registro ordenado y seguro de la mercancía.</w:t>
+      </w:r>
+    </w:p>
+    <w:p>
+      <w:pPr>
+        <w:ind w:firstLine="708"/>
+        <w:rPr>
+          <w:lang w:val="es-MX"/>
+        </w:rPr>
+      </w:pPr>
     </w:p>
     <w:sectPr>
-      <w:headerReference w:type="even" r:id="rId10"/>
-      <w:headerReference w:type="default" r:id="rId11"/>
-      <w:footerReference w:type="even" r:id="rId12"/>
-      <w:footerReference w:type="default" r:id="rId13"/>
-      <w:headerReference w:type="first" r:id="rId14"/>
-      <w:footerReference w:type="first" r:id="rId15"/>
+      <w:headerReference w:type="even" r:id="rId11"/>
+      <w:headerReference w:type="default" r:id="rId12"/>
+      <w:footerReference w:type="even" r:id="rId13"/>
+      <w:footerReference w:type="default" r:id="rId14"/>
+      <w:headerReference w:type="first" r:id="rId15"/>
+      <w:footerReference w:type="first" r:id="rId16"/>
       <w:pgSz w:w="11906" w:h="16838"/>
       <w:pgMar w:top="1417" w:right="1701" w:bottom="1417" w:left="1701" w:header="708" w:footer="708" w:gutter="0"/>
       <w:cols w:space="708"/>
@@ -1910,6 +2252,155 @@
       </w:rPr>
     </w:lvl>
   </w:abstractNum>
+  <w:abstractNum w:abstractNumId="3" w15:restartNumberingAfterBreak="0">
+    <w:nsid w:val="71E36A02"/>
+    <w:multiLevelType w:val="multilevel"/>
+    <w:tmpl w:val="26C6F2FC"/>
+    <w:lvl w:ilvl="0">
+      <w:start w:val="1"/>
+      <w:numFmt w:val="bullet"/>
+      <w:lvlText w:val=""/>
+      <w:lvlJc w:val="left"/>
+      <w:pPr>
+        <w:tabs>
+          <w:tab w:val="num" w:pos="720"/>
+        </w:tabs>
+        <w:ind w:left="720" w:hanging="360"/>
+      </w:pPr>
+      <w:rPr>
+        <w:rFonts w:ascii="Symbol" w:hAnsi="Symbol" w:hint="default"/>
+        <w:sz w:val="20"/>
+      </w:rPr>
+    </w:lvl>
+    <w:lvl w:ilvl="1" w:tentative="1">
+      <w:start w:val="1"/>
+      <w:numFmt w:val="bullet"/>
+      <w:lvlText w:val="o"/>
+      <w:lvlJc w:val="left"/>
+      <w:pPr>
+        <w:tabs>
+          <w:tab w:val="num" w:pos="1440"/>
+        </w:tabs>
+        <w:ind w:left="1440" w:hanging="360"/>
+      </w:pPr>
+      <w:rPr>
+        <w:rFonts w:ascii="Courier New" w:hAnsi="Courier New" w:hint="default"/>
+        <w:sz w:val="20"/>
+      </w:rPr>
+    </w:lvl>
+    <w:lvl w:ilvl="2" w:tentative="1">
+      <w:start w:val="1"/>
+      <w:numFmt w:val="bullet"/>
+      <w:lvlText w:val=""/>
+      <w:lvlJc w:val="left"/>
+      <w:pPr>
+        <w:tabs>
+          <w:tab w:val="num" w:pos="2160"/>
+        </w:tabs>
+        <w:ind w:left="2160" w:hanging="360"/>
+      </w:pPr>
+      <w:rPr>
+        <w:rFonts w:ascii="Wingdings" w:hAnsi="Wingdings" w:hint="default"/>
+        <w:sz w:val="20"/>
+      </w:rPr>
+    </w:lvl>
+    <w:lvl w:ilvl="3" w:tentative="1">
+      <w:start w:val="1"/>
+      <w:numFmt w:val="bullet"/>
+      <w:lvlText w:val=""/>
+      <w:lvlJc w:val="left"/>
+      <w:pPr>
+        <w:tabs>
+          <w:tab w:val="num" w:pos="2880"/>
+        </w:tabs>
+        <w:ind w:left="2880" w:hanging="360"/>
+      </w:pPr>
+      <w:rPr>
+        <w:rFonts w:ascii="Wingdings" w:hAnsi="Wingdings" w:hint="default"/>
+        <w:sz w:val="20"/>
+      </w:rPr>
+    </w:lvl>
+    <w:lvl w:ilvl="4" w:tentative="1">
+      <w:start w:val="1"/>
+      <w:numFmt w:val="bullet"/>
+      <w:lvlText w:val=""/>
+      <w:lvlJc w:val="left"/>
+      <w:pPr>
+        <w:tabs>
+          <w:tab w:val="num" w:pos="3600"/>
+        </w:tabs>
+        <w:ind w:left="3600" w:hanging="360"/>
+      </w:pPr>
+      <w:rPr>
+        <w:rFonts w:ascii="Wingdings" w:hAnsi="Wingdings" w:hint="default"/>
+        <w:sz w:val="20"/>
+      </w:rPr>
+    </w:lvl>
+    <w:lvl w:ilvl="5" w:tentative="1">
+      <w:start w:val="1"/>
+      <w:numFmt w:val="bullet"/>
+      <w:lvlText w:val=""/>
+      <w:lvlJc w:val="left"/>
+      <w:pPr>
+        <w:tabs>
+          <w:tab w:val="num" w:pos="4320"/>
+        </w:tabs>
+        <w:ind w:left="4320" w:hanging="360"/>
+      </w:pPr>
+      <w:rPr>
+        <w:rFonts w:ascii="Wingdings" w:hAnsi="Wingdings" w:hint="default"/>
+        <w:sz w:val="20"/>
+      </w:rPr>
+    </w:lvl>
+    <w:lvl w:ilvl="6" w:tentative="1">
+      <w:start w:val="1"/>
+      <w:numFmt w:val="bullet"/>
+      <w:lvlText w:val=""/>
+      <w:lvlJc w:val="left"/>
+      <w:pPr>
+        <w:tabs>
+          <w:tab w:val="num" w:pos="5040"/>
+        </w:tabs>
+        <w:ind w:left="5040" w:hanging="360"/>
+      </w:pPr>
+      <w:rPr>
+        <w:rFonts w:ascii="Wingdings" w:hAnsi="Wingdings" w:hint="default"/>
+        <w:sz w:val="20"/>
+      </w:rPr>
+    </w:lvl>
+    <w:lvl w:ilvl="7" w:tentative="1">
+      <w:start w:val="1"/>
+      <w:numFmt w:val="bullet"/>
+      <w:lvlText w:val=""/>
+      <w:lvlJc w:val="left"/>
+      <w:pPr>
+        <w:tabs>
+          <w:tab w:val="num" w:pos="5760"/>
+        </w:tabs>
+        <w:ind w:left="5760" w:hanging="360"/>
+      </w:pPr>
+      <w:rPr>
+        <w:rFonts w:ascii="Wingdings" w:hAnsi="Wingdings" w:hint="default"/>
+        <w:sz w:val="20"/>
+      </w:rPr>
+    </w:lvl>
+    <w:lvl w:ilvl="8" w:tentative="1">
+      <w:start w:val="1"/>
+      <w:numFmt w:val="bullet"/>
+      <w:lvlText w:val=""/>
+      <w:lvlJc w:val="left"/>
+      <w:pPr>
+        <w:tabs>
+          <w:tab w:val="num" w:pos="6480"/>
+        </w:tabs>
+        <w:ind w:left="6480" w:hanging="360"/>
+      </w:pPr>
+      <w:rPr>
+        <w:rFonts w:ascii="Wingdings" w:hAnsi="Wingdings" w:hint="default"/>
+        <w:sz w:val="20"/>
+      </w:rPr>
+    </w:lvl>
+  </w:abstractNum>
   <w:num w:numId="1" w16cid:durableId="607469778">
     <w:abstractNumId w:val="0"/>
   </w:num>
@@ -1945,6 +2436,9 @@
   </w:num>
   <w:num w:numId="12" w16cid:durableId="1052926489">
     <w:abstractNumId w:val="2"/>
+  </w:num>
+  <w:num w:numId="13" w16cid:durableId="440806540">
+    <w:abstractNumId w:val="3"/>
   </w:num>
 </w:numbering>
 </file>
@@ -2569,7 +3063,6 @@
   <w:style w:type="character" w:default="1" w:styleId="Fuentedeprrafopredeter">
     <w:name w:val="Default Paragraph Font"/>
     <w:uiPriority w:val="1"/>
-    <w:semiHidden/>
     <w:unhideWhenUsed/>
   </w:style>
   <w:style w:type="table" w:default="1" w:styleId="Tablanormal">
@@ -3160,20 +3653,6 @@
     <w:pitch w:val="variable"/>
     <w:sig w:usb0="20000287" w:usb1="00000003" w:usb2="00000000" w:usb3="00000000" w:csb0="0000019F" w:csb1="00000000"/>
   </w:font>
-  <w:font w:name="Calibri">
-    <w:panose1 w:val="020F0502020204030204"/>
-    <w:charset w:val="00"/>
-    <w:family w:val="swiss"/>
-    <w:pitch w:val="variable"/>
-    <w:sig w:usb0="E4002EFF" w:usb1="C000247B" w:usb2="00000009" w:usb3="00000000" w:csb0="000001FF" w:csb1="00000000"/>
-  </w:font>
-  <w:font w:name="Calibri Light">
-    <w:panose1 w:val="020F0302020204030204"/>
-    <w:charset w:val="00"/>
-    <w:family w:val="swiss"/>
-    <w:pitch w:val="variable"/>
-    <w:sig w:usb0="E4002EFF" w:usb1="C000247B" w:usb2="00000009" w:usb3="00000000" w:csb0="000001FF" w:csb1="00000000"/>
-  </w:font>
 </w:fonts>
 </file>
 
@@ -3194,11 +3673,13 @@
   </w:compat>
   <w:rsids>
     <w:rsidRoot w:val="00211A3C"/>
+    <w:rsid w:val="00101ABB"/>
     <w:rsid w:val="00140ECD"/>
     <w:rsid w:val="00211A3C"/>
     <w:rsid w:val="002713AC"/>
     <w:rsid w:val="004A3D4D"/>
     <w:rsid w:val="006A4259"/>
+    <w:rsid w:val="00AA611E"/>
     <w:rsid w:val="00C3659E"/>
     <w:rsid w:val="00ED56B7"/>
     <w:rsid w:val="00EF2937"/>

--- a/Manual de implementación .docx
+++ b/Manual de implementación .docx
@@ -113,7 +113,7 @@
           <w:noProof/>
           <w:lang w:val="es-ES"/>
         </w:rPr>
-        <w:t>miércoles, 6 de mayo de 2026</w:t>
+        <w:t>martes, 12 de mayo de 2026</w:t>
       </w:r>
       <w:r>
         <w:rPr>
@@ -1457,8 +1457,164 @@
     </w:p>
     <w:p>
       <w:pPr>
-        <w:ind w:firstLine="708"/>
-        <w:rPr>
+        <w:rPr>
+          <w:lang w:val="es-MX"/>
+        </w:rPr>
+      </w:pPr>
+      <w:r>
+        <w:rPr>
+          <w:lang w:val="es-MX"/>
+        </w:rPr>
+        <w:br w:type="page"/>
+      </w:r>
+    </w:p>
+    <w:p>
+      <w:pPr>
+        <w:pStyle w:val="Ttulo2"/>
+      </w:pPr>
+      <w:r>
+        <w:lastRenderedPageBreak/>
+        <w:t>Registro de Ventas</w:t>
+      </w:r>
+    </w:p>
+    <w:p>
+      <w:pPr>
+        <w:jc w:val="both"/>
+      </w:pPr>
+      <w:r>
+        <w:t xml:space="preserve">Para llevar el registro de los productos que se venden, se tiene que crear otro contenedor de información (Tablas), llamado ventas.txt. Con la información almacenada de los productos se va a registrar las ventas que se hagan de los mismos, y se guarda el producto, la cantidad, la fecha y el monto de la venta. </w:t>
+      </w:r>
+    </w:p>
+    <w:p>
+      <w:pPr>
+        <w:jc w:val="both"/>
+      </w:pPr>
+      <w:r>
+        <w:t xml:space="preserve">Cuando un sistema maneja diferentes tipos de datos, se usan tablas para almacenar cada fuente de datos. Estas tablas deben mantener una </w:t>
+      </w:r>
+      <w:r>
+        <w:rPr>
+          <w:b/>
+          <w:bCs/>
+        </w:rPr>
+        <w:t>relación</w:t>
+      </w:r>
+      <w:r>
+        <w:t xml:space="preserve"> entre ellas para que el software funcione adecuadamente. En este tema se ven los tipos de relaciones entre tablas de una base de datos.</w:t>
+      </w:r>
+    </w:p>
+    <w:p>
+      <w:pPr>
+        <w:jc w:val="both"/>
+      </w:pPr>
+    </w:p>
+    <w:p>
+      <w:pPr>
+        <w:pStyle w:val="Ttulo3"/>
+      </w:pPr>
+      <w:r>
+        <w:t>Definiciones</w:t>
+      </w:r>
+    </w:p>
+    <w:p>
+      <w:pPr>
+        <w:jc w:val="both"/>
+      </w:pPr>
+      <w:r>
+        <w:rPr>
+          <w:b/>
+          <w:bCs/>
+        </w:rPr>
+        <w:t>Relación en Base de Datos</w:t>
+      </w:r>
+      <w:r>
+        <w:t>: Una relación entre tablas es la forma en como están enlazados los datos entre dos o más tablas</w:t>
+      </w:r>
+    </w:p>
+    <w:p>
+      <w:pPr>
+        <w:pStyle w:val="Prrafodelista"/>
+        <w:numPr>
+          <w:ilvl w:val="0"/>
+          <w:numId w:val="15"/>
+        </w:numPr>
+        <w:spacing w:after="200" w:line="288" w:lineRule="auto"/>
+        <w:jc w:val="both"/>
+      </w:pPr>
+      <w:r>
+        <w:rPr>
+          <w:b/>
+          <w:bCs/>
+        </w:rPr>
+        <w:t>Relación 1 a Varios</w:t>
+      </w:r>
+      <w:r>
+        <w:t xml:space="preserve">: Es cuando en una tabla solo puede existir un registro, y en las otras muchas instancias </w:t>
+      </w:r>
+      <w:proofErr w:type="gramStart"/>
+      <w:r>
+        <w:t>del mismo</w:t>
+      </w:r>
+      <w:proofErr w:type="gramEnd"/>
+      <w:r>
+        <w:t>.</w:t>
+      </w:r>
+    </w:p>
+    <w:p>
+      <w:pPr>
+        <w:pStyle w:val="Prrafodelista"/>
+        <w:numPr>
+          <w:ilvl w:val="0"/>
+          <w:numId w:val="15"/>
+        </w:numPr>
+        <w:spacing w:after="200" w:line="288" w:lineRule="auto"/>
+        <w:jc w:val="both"/>
+      </w:pPr>
+      <w:r>
+        <w:rPr>
+          <w:b/>
+          <w:bCs/>
+        </w:rPr>
+        <w:t>Relación 1 a 1</w:t>
+      </w:r>
+      <w:r>
+        <w:t>: Es cuando en ambas tablas solo hay un registro.</w:t>
+      </w:r>
+    </w:p>
+    <w:p>
+      <w:pPr>
+        <w:pStyle w:val="Prrafodelista"/>
+        <w:numPr>
+          <w:ilvl w:val="0"/>
+          <w:numId w:val="15"/>
+        </w:numPr>
+        <w:spacing w:after="200" w:line="288" w:lineRule="auto"/>
+        <w:jc w:val="both"/>
+      </w:pPr>
+      <w:r>
+        <w:rPr>
+          <w:b/>
+          <w:bCs/>
+        </w:rPr>
+        <w:t>Relación Varios a Varios</w:t>
+      </w:r>
+      <w:r>
+        <w:t>: Es cuando en ambas tablas hay muchas instancias de registros.</w:t>
+      </w:r>
+    </w:p>
+    <w:p>
+      <w:pPr>
+        <w:jc w:val="both"/>
+      </w:pPr>
+      <w:r>
+        <w:t>Este software maneja la relación 1 a varios.</w:t>
+      </w:r>
+    </w:p>
+    <w:p>
+      <w:pPr>
+        <w:rPr>
+          <w:b/>
+          <w:bCs/>
           <w:lang w:val="es-MX"/>
         </w:rPr>
       </w:pPr>
@@ -1991,6 +2147,119 @@
     </w:lvl>
   </w:abstractNum>
   <w:abstractNum w:abstractNumId="1" w15:restartNumberingAfterBreak="0">
+    <w:nsid w:val="15F57B7D"/>
+    <w:multiLevelType w:val="hybridMultilevel"/>
+    <w:tmpl w:val="6F1CE63E"/>
+    <w:lvl w:ilvl="0" w:tplc="080A0001">
+      <w:start w:val="1"/>
+      <w:numFmt w:val="bullet"/>
+      <w:lvlText w:val=""/>
+      <w:lvlJc w:val="left"/>
+      <w:pPr>
+        <w:ind w:left="720" w:hanging="360"/>
+      </w:pPr>
+      <w:rPr>
+        <w:rFonts w:ascii="Symbol" w:hAnsi="Symbol" w:hint="default"/>
+      </w:rPr>
+    </w:lvl>
+    <w:lvl w:ilvl="1" w:tplc="080A0003" w:tentative="1">
+      <w:start w:val="1"/>
+      <w:numFmt w:val="bullet"/>
+      <w:lvlText w:val="o"/>
+      <w:lvlJc w:val="left"/>
+      <w:pPr>
+        <w:ind w:left="1440" w:hanging="360"/>
+      </w:pPr>
+      <w:rPr>
+        <w:rFonts w:ascii="Courier New" w:hAnsi="Courier New" w:cs="Courier New" w:hint="default"/>
+      </w:rPr>
+    </w:lvl>
+    <w:lvl w:ilvl="2" w:tplc="080A0005" w:tentative="1">
+      <w:start w:val="1"/>
+      <w:numFmt w:val="bullet"/>
+      <w:lvlText w:val=""/>
+      <w:lvlJc w:val="left"/>
+      <w:pPr>
+        <w:ind w:left="2160" w:hanging="360"/>
+      </w:pPr>
+      <w:rPr>
+        <w:rFonts w:ascii="Wingdings" w:hAnsi="Wingdings" w:hint="default"/>
+      </w:rPr>
+    </w:lvl>
+    <w:lvl w:ilvl="3" w:tplc="080A0001" w:tentative="1">
+      <w:start w:val="1"/>
+      <w:numFmt w:val="bullet"/>
+      <w:lvlText w:val=""/>
+      <w:lvlJc w:val="left"/>
+      <w:pPr>
+        <w:ind w:left="2880" w:hanging="360"/>
+      </w:pPr>
+      <w:rPr>
+        <w:rFonts w:ascii="Symbol" w:hAnsi="Symbol" w:hint="default"/>
+      </w:rPr>
+    </w:lvl>
+    <w:lvl w:ilvl="4" w:tplc="080A0003" w:tentative="1">
+      <w:start w:val="1"/>
+      <w:numFmt w:val="bullet"/>
+      <w:lvlText w:val="o"/>
+      <w:lvlJc w:val="left"/>
+      <w:pPr>
+        <w:ind w:left="3600" w:hanging="360"/>
+      </w:pPr>
+      <w:rPr>
+        <w:rFonts w:ascii="Courier New" w:hAnsi="Courier New" w:cs="Courier New" w:hint="default"/>
+      </w:rPr>
+    </w:lvl>
+    <w:lvl w:ilvl="5" w:tplc="080A0005" w:tentative="1">
+      <w:start w:val="1"/>
+      <w:numFmt w:val="bullet"/>
+      <w:lvlText w:val=""/>
+      <w:lvlJc w:val="left"/>
+      <w:pPr>
+        <w:ind w:left="4320" w:hanging="360"/>
+      </w:pPr>
+      <w:rPr>
+        <w:rFonts w:ascii="Wingdings" w:hAnsi="Wingdings" w:hint="default"/>
+      </w:rPr>
+    </w:lvl>
+    <w:lvl w:ilvl="6" w:tplc="080A0001" w:tentative="1">
+      <w:start w:val="1"/>
+      <w:numFmt w:val="bullet"/>
+      <w:lvlText w:val=""/>
+      <w:lvlJc w:val="left"/>
+      <w:pPr>
+        <w:ind w:left="5040" w:hanging="360"/>
+      </w:pPr>
+      <w:rPr>
+        <w:rFonts w:ascii="Symbol" w:hAnsi="Symbol" w:hint="default"/>
+      </w:rPr>
+    </w:lvl>
+    <w:lvl w:ilvl="7" w:tplc="080A0003" w:tentative="1">
+      <w:start w:val="1"/>
+      <w:numFmt w:val="bullet"/>
+      <w:lvlText w:val="o"/>
+      <w:lvlJc w:val="left"/>
+      <w:pPr>
+        <w:ind w:left="5760" w:hanging="360"/>
+      </w:pPr>
+      <w:rPr>
+        <w:rFonts w:ascii="Courier New" w:hAnsi="Courier New" w:cs="Courier New" w:hint="default"/>
+      </w:rPr>
+    </w:lvl>
+    <w:lvl w:ilvl="8" w:tplc="080A0005" w:tentative="1">
+      <w:start w:val="1"/>
+      <w:numFmt w:val="bullet"/>
+      <w:lvlText w:val=""/>
+      <w:lvlJc w:val="left"/>
+      <w:pPr>
+        <w:ind w:left="6480" w:hanging="360"/>
+      </w:pPr>
+      <w:rPr>
+        <w:rFonts w:ascii="Wingdings" w:hAnsi="Wingdings" w:hint="default"/>
+      </w:rPr>
+    </w:lvl>
+  </w:abstractNum>
+  <w:abstractNum w:abstractNumId="2" w15:restartNumberingAfterBreak="0">
     <w:nsid w:val="23A76D42"/>
     <w:multiLevelType w:val="multilevel"/>
     <w:tmpl w:val="A614F0A2"/>
@@ -2139,7 +2408,7 @@
       </w:rPr>
     </w:lvl>
   </w:abstractNum>
-  <w:abstractNum w:abstractNumId="2" w15:restartNumberingAfterBreak="0">
+  <w:abstractNum w:abstractNumId="3" w15:restartNumberingAfterBreak="0">
     <w:nsid w:val="26F41BA5"/>
     <w:multiLevelType w:val="hybridMultilevel"/>
     <w:tmpl w:val="8BF6FA98"/>
@@ -2252,7 +2521,120 @@
       </w:rPr>
     </w:lvl>
   </w:abstractNum>
-  <w:abstractNum w:abstractNumId="3" w15:restartNumberingAfterBreak="0">
+  <w:abstractNum w:abstractNumId="4" w15:restartNumberingAfterBreak="0">
+    <w:nsid w:val="6E8B16C1"/>
+    <w:multiLevelType w:val="hybridMultilevel"/>
+    <w:tmpl w:val="632AB206"/>
+    <w:lvl w:ilvl="0" w:tplc="080A0001">
+      <w:start w:val="1"/>
+      <w:numFmt w:val="bullet"/>
+      <w:lvlText w:val=""/>
+      <w:lvlJc w:val="left"/>
+      <w:pPr>
+        <w:ind w:left="720" w:hanging="360"/>
+      </w:pPr>
+      <w:rPr>
+        <w:rFonts w:ascii="Symbol" w:hAnsi="Symbol" w:hint="default"/>
+      </w:rPr>
+    </w:lvl>
+    <w:lvl w:ilvl="1" w:tplc="080A0003" w:tentative="1">
+      <w:start w:val="1"/>
+      <w:numFmt w:val="bullet"/>
+      <w:lvlText w:val="o"/>
+      <w:lvlJc w:val="left"/>
+      <w:pPr>
+        <w:ind w:left="1440" w:hanging="360"/>
+      </w:pPr>
+      <w:rPr>
+        <w:rFonts w:ascii="Courier New" w:hAnsi="Courier New" w:cs="Courier New" w:hint="default"/>
+      </w:rPr>
+    </w:lvl>
+    <w:lvl w:ilvl="2" w:tplc="080A0005" w:tentative="1">
+      <w:start w:val="1"/>
+      <w:numFmt w:val="bullet"/>
+      <w:lvlText w:val=""/>
+      <w:lvlJc w:val="left"/>
+      <w:pPr>
+        <w:ind w:left="2160" w:hanging="360"/>
+      </w:pPr>
+      <w:rPr>
+        <w:rFonts w:ascii="Wingdings" w:hAnsi="Wingdings" w:hint="default"/>
+      </w:rPr>
+    </w:lvl>
+    <w:lvl w:ilvl="3" w:tplc="080A0001" w:tentative="1">
+      <w:start w:val="1"/>
+      <w:numFmt w:val="bullet"/>
+      <w:lvlText w:val=""/>
+      <w:lvlJc w:val="left"/>
+      <w:pPr>
+        <w:ind w:left="2880" w:hanging="360"/>
+      </w:pPr>
+      <w:rPr>
+        <w:rFonts w:ascii="Symbol" w:hAnsi="Symbol" w:hint="default"/>
+      </w:rPr>
+    </w:lvl>
+    <w:lvl w:ilvl="4" w:tplc="080A0003" w:tentative="1">
+      <w:start w:val="1"/>
+      <w:numFmt w:val="bullet"/>
+      <w:lvlText w:val="o"/>
+      <w:lvlJc w:val="left"/>
+      <w:pPr>
+        <w:ind w:left="3600" w:hanging="360"/>
+      </w:pPr>
+      <w:rPr>
+        <w:rFonts w:ascii="Courier New" w:hAnsi="Courier New" w:cs="Courier New" w:hint="default"/>
+      </w:rPr>
+    </w:lvl>
+    <w:lvl w:ilvl="5" w:tplc="080A0005" w:tentative="1">
+      <w:start w:val="1"/>
+      <w:numFmt w:val="bullet"/>
+      <w:lvlText w:val=""/>
+      <w:lvlJc w:val="left"/>
+      <w:pPr>
+        <w:ind w:left="4320" w:hanging="360"/>
+      </w:pPr>
+      <w:rPr>
+        <w:rFonts w:ascii="Wingdings" w:hAnsi="Wingdings" w:hint="default"/>
+      </w:rPr>
+    </w:lvl>
+    <w:lvl w:ilvl="6" w:tplc="080A0001" w:tentative="1">
+      <w:start w:val="1"/>
+      <w:numFmt w:val="bullet"/>
+      <w:lvlText w:val=""/>
+      <w:lvlJc w:val="left"/>
+      <w:pPr>
+        <w:ind w:left="5040" w:hanging="360"/>
+      </w:pPr>
+      <w:rPr>
+        <w:rFonts w:ascii="Symbol" w:hAnsi="Symbol" w:hint="default"/>
+      </w:rPr>
+    </w:lvl>
+    <w:lvl w:ilvl="7" w:tplc="080A0003" w:tentative="1">
+      <w:start w:val="1"/>
+      <w:numFmt w:val="bullet"/>
+      <w:lvlText w:val="o"/>
+      <w:lvlJc w:val="left"/>
+      <w:pPr>
+        <w:ind w:left="5760" w:hanging="360"/>
+      </w:pPr>
+      <w:rPr>
+        <w:rFonts w:ascii="Courier New" w:hAnsi="Courier New" w:cs="Courier New" w:hint="default"/>
+      </w:rPr>
+    </w:lvl>
+    <w:lvl w:ilvl="8" w:tplc="080A0005" w:tentative="1">
+      <w:start w:val="1"/>
+      <w:numFmt w:val="bullet"/>
+      <w:lvlText w:val=""/>
+      <w:lvlJc w:val="left"/>
+      <w:pPr>
+        <w:ind w:left="6480" w:hanging="360"/>
+      </w:pPr>
+      <w:rPr>
+        <w:rFonts w:ascii="Wingdings" w:hAnsi="Wingdings" w:hint="default"/>
+      </w:rPr>
+    </w:lvl>
+  </w:abstractNum>
+  <w:abstractNum w:abstractNumId="5" w15:restartNumberingAfterBreak="0">
     <w:nsid w:val="71E36A02"/>
     <w:multiLevelType w:val="multilevel"/>
     <w:tmpl w:val="26C6F2FC"/>
@@ -2432,13 +2814,19 @@
     <w:abstractNumId w:val="0"/>
   </w:num>
   <w:num w:numId="11" w16cid:durableId="538013386">
+    <w:abstractNumId w:val="2"/>
+  </w:num>
+  <w:num w:numId="12" w16cid:durableId="1052926489">
+    <w:abstractNumId w:val="3"/>
+  </w:num>
+  <w:num w:numId="13" w16cid:durableId="440806540">
+    <w:abstractNumId w:val="5"/>
+  </w:num>
+  <w:num w:numId="14" w16cid:durableId="1927807946">
     <w:abstractNumId w:val="1"/>
   </w:num>
-  <w:num w:numId="12" w16cid:durableId="1052926489">
-    <w:abstractNumId w:val="2"/>
-  </w:num>
-  <w:num w:numId="13" w16cid:durableId="440806540">
-    <w:abstractNumId w:val="3"/>
+  <w:num w:numId="15" w16cid:durableId="99645247">
+    <w:abstractNumId w:val="4"/>
   </w:num>
 </w:numbering>
 </file>
@@ -3063,6 +3451,7 @@
   <w:style w:type="character" w:default="1" w:styleId="Fuentedeprrafopredeter">
     <w:name w:val="Default Paragraph Font"/>
     <w:uiPriority w:val="1"/>
+    <w:semiHidden/>
     <w:unhideWhenUsed/>
   </w:style>
   <w:style w:type="table" w:default="1" w:styleId="Tablanormal">
@@ -3679,8 +4068,10 @@
     <w:rsid w:val="002713AC"/>
     <w:rsid w:val="004A3D4D"/>
     <w:rsid w:val="006A4259"/>
+    <w:rsid w:val="0094329B"/>
     <w:rsid w:val="00AA611E"/>
     <w:rsid w:val="00C3659E"/>
+    <w:rsid w:val="00D41422"/>
     <w:rsid w:val="00ED56B7"/>
     <w:rsid w:val="00EF2937"/>
     <w:rsid w:val="00FB32D2"/>

--- a/Manual de implementación .docx
+++ b/Manual de implementación .docx
@@ -113,7 +113,7 @@
           <w:noProof/>
           <w:lang w:val="es-ES"/>
         </w:rPr>
-        <w:t>martes, 12 de mayo de 2026</w:t>
+        <w:t>miércoles, 13 de mayo de 2026</w:t>
       </w:r>
       <w:r>
         <w:rPr>
@@ -1618,14 +1618,152 @@
           <w:lang w:val="es-MX"/>
         </w:rPr>
       </w:pPr>
+      <w:r>
+        <w:rPr>
+          <w:noProof/>
+          <w:lang w:val="es-ES"/>
+        </w:rPr>
+        <w:drawing>
+          <wp:anchor distT="0" distB="0" distL="114300" distR="114300" simplePos="0" relativeHeight="251662336" behindDoc="1" locked="0" layoutInCell="1" allowOverlap="1" wp14:anchorId="5BCFEAFA" wp14:editId="0BFA6753">
+            <wp:simplePos x="0" y="0"/>
+            <wp:positionH relativeFrom="margin">
+              <wp:align>left</wp:align>
+            </wp:positionH>
+            <wp:positionV relativeFrom="paragraph">
+              <wp:posOffset>622300</wp:posOffset>
+            </wp:positionV>
+            <wp:extent cx="5970905" cy="3698875"/>
+            <wp:effectExtent l="0" t="0" r="0" b="0"/>
+            <wp:wrapTight wrapText="bothSides">
+              <wp:wrapPolygon edited="0">
+                <wp:start x="0" y="0"/>
+                <wp:lineTo x="0" y="21470"/>
+                <wp:lineTo x="21501" y="21470"/>
+                <wp:lineTo x="21501" y="0"/>
+                <wp:lineTo x="0" y="0"/>
+              </wp:wrapPolygon>
+            </wp:wrapTight>
+            <wp:docPr id="187610509" name="Imagen 3"/>
+            <wp:cNvGraphicFramePr>
+              <a:graphicFrameLocks xmlns:a="http://schemas.openxmlformats.org/drawingml/2006/main" noChangeAspect="1"/>
+            </wp:cNvGraphicFramePr>
+            <a:graphic xmlns:a="http://schemas.openxmlformats.org/drawingml/2006/main">
+              <a:graphicData uri="http://schemas.openxmlformats.org/drawingml/2006/picture">
+                <pic:pic xmlns:pic="http://schemas.openxmlformats.org/drawingml/2006/picture">
+                  <pic:nvPicPr>
+                    <pic:cNvPr id="187610509" name="Imagen 187610509"/>
+                    <pic:cNvPicPr/>
+                  </pic:nvPicPr>
+                  <pic:blipFill>
+                    <a:blip r:embed="rId11">
+                      <a:extLst>
+                        <a:ext uri="{28A0092B-C50C-407E-A947-70E740481C1C}">
+                          <a14:useLocalDpi xmlns:a14="http://schemas.microsoft.com/office/drawing/2010/main" val="0"/>
+                        </a:ext>
+                      </a:extLst>
+                    </a:blip>
+                    <a:stretch>
+                      <a:fillRect/>
+                    </a:stretch>
+                  </pic:blipFill>
+                  <pic:spPr>
+                    <a:xfrm>
+                      <a:off x="0" y="0"/>
+                      <a:ext cx="5973352" cy="3700679"/>
+                    </a:xfrm>
+                    <a:prstGeom prst="rect">
+                      <a:avLst/>
+                    </a:prstGeom>
+                  </pic:spPr>
+                </pic:pic>
+              </a:graphicData>
+            </a:graphic>
+            <wp14:sizeRelH relativeFrom="margin">
+              <wp14:pctWidth>0</wp14:pctWidth>
+            </wp14:sizeRelH>
+            <wp14:sizeRelV relativeFrom="margin">
+              <wp14:pctHeight>0</wp14:pctHeight>
+            </wp14:sizeRelV>
+          </wp:anchor>
+        </w:drawing>
+      </w:r>
+      <w:r>
+        <w:rPr>
+          <w:noProof/>
+          <w:lang w:val="es-ES"/>
+        </w:rPr>
+        <mc:AlternateContent>
+          <mc:Choice Requires="wps">
+            <w:drawing>
+              <wp:anchor distT="0" distB="0" distL="114300" distR="114300" simplePos="0" relativeHeight="251661312" behindDoc="0" locked="0" layoutInCell="1" allowOverlap="1" wp14:anchorId="7CDBF52F" wp14:editId="6C2A5DCD">
+                <wp:simplePos x="0" y="0"/>
+                <wp:positionH relativeFrom="column">
+                  <wp:posOffset>-123190</wp:posOffset>
+                </wp:positionH>
+                <wp:positionV relativeFrom="paragraph">
+                  <wp:posOffset>441729</wp:posOffset>
+                </wp:positionV>
+                <wp:extent cx="6234545" cy="4031673"/>
+                <wp:effectExtent l="0" t="0" r="13970" b="26035"/>
+                <wp:wrapNone/>
+                <wp:docPr id="1234873152" name="Rectángulo 2"/>
+                <wp:cNvGraphicFramePr/>
+                <a:graphic xmlns:a="http://schemas.openxmlformats.org/drawingml/2006/main">
+                  <a:graphicData uri="http://schemas.microsoft.com/office/word/2010/wordprocessingShape">
+                    <wps:wsp>
+                      <wps:cNvSpPr/>
+                      <wps:spPr>
+                        <a:xfrm>
+                          <a:off x="0" y="0"/>
+                          <a:ext cx="6234545" cy="4031673"/>
+                        </a:xfrm>
+                        <a:prstGeom prst="rect">
+                          <a:avLst/>
+                        </a:prstGeom>
+                      </wps:spPr>
+                      <wps:style>
+                        <a:lnRef idx="2">
+                          <a:schemeClr val="accent1">
+                            <a:shade val="15000"/>
+                          </a:schemeClr>
+                        </a:lnRef>
+                        <a:fillRef idx="1">
+                          <a:schemeClr val="accent1"/>
+                        </a:fillRef>
+                        <a:effectRef idx="0">
+                          <a:schemeClr val="accent1"/>
+                        </a:effectRef>
+                        <a:fontRef idx="minor">
+                          <a:schemeClr val="lt1"/>
+                        </a:fontRef>
+                      </wps:style>
+                      <wps:bodyPr rot="0" spcFirstLastPara="0" vertOverflow="overflow" horzOverflow="overflow" vert="horz" wrap="square" lIns="91440" tIns="45720" rIns="91440" bIns="45720" numCol="1" spcCol="0" rtlCol="0" fromWordArt="0" anchor="ctr" anchorCtr="0" forceAA="0" compatLnSpc="1">
+                        <a:prstTxWarp prst="textNoShape">
+                          <a:avLst/>
+                        </a:prstTxWarp>
+                        <a:noAutofit/>
+                      </wps:bodyPr>
+                    </wps:wsp>
+                  </a:graphicData>
+                </a:graphic>
+              </wp:anchor>
+            </w:drawing>
+          </mc:Choice>
+          <mc:Fallback>
+            <w:pict>
+              <v:rect w14:anchorId="621CEB55" id="Rectángulo 2" o:spid="_x0000_s1026" style="position:absolute;margin-left:-9.7pt;margin-top:34.8pt;width:490.9pt;height:317.45pt;z-index:251661312;visibility:visible;mso-wrap-style:square;mso-wrap-distance-left:9pt;mso-wrap-distance-top:0;mso-wrap-distance-right:9pt;mso-wrap-distance-bottom:0;mso-position-horizontal:absolute;mso-position-horizontal-relative:text;mso-position-vertical:absolute;mso-position-vertical-relative:text;v-text-anchor:middle" o:gfxdata="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" fillcolor="#156082 [3204]" strokecolor="#030e13 [484]" strokeweight="1.5pt"/>
+            </w:pict>
+          </mc:Fallback>
+        </mc:AlternateContent>
+      </w:r>
     </w:p>
     <w:sectPr>
-      <w:headerReference w:type="even" r:id="rId11"/>
-      <w:headerReference w:type="default" r:id="rId12"/>
-      <w:footerReference w:type="even" r:id="rId13"/>
-      <w:footerReference w:type="default" r:id="rId14"/>
-      <w:headerReference w:type="first" r:id="rId15"/>
-      <w:footerReference w:type="first" r:id="rId16"/>
+      <w:headerReference w:type="even" r:id="rId12"/>
+      <w:headerReference w:type="default" r:id="rId13"/>
+      <w:footerReference w:type="even" r:id="rId14"/>
+      <w:footerReference w:type="default" r:id="rId15"/>
+      <w:headerReference w:type="first" r:id="rId16"/>
+      <w:footerReference w:type="first" r:id="rId17"/>
       <w:pgSz w:w="11906" w:h="16838"/>
       <w:pgMar w:top="1417" w:right="1701" w:bottom="1417" w:left="1701" w:header="708" w:footer="708" w:gutter="0"/>
       <w:cols w:space="708"/>
@@ -4064,10 +4202,12 @@
     <w:rsidRoot w:val="00211A3C"/>
     <w:rsid w:val="00101ABB"/>
     <w:rsid w:val="00140ECD"/>
+    <w:rsid w:val="001F6541"/>
     <w:rsid w:val="00211A3C"/>
     <w:rsid w:val="002713AC"/>
     <w:rsid w:val="004A3D4D"/>
     <w:rsid w:val="006A4259"/>
+    <w:rsid w:val="008160A1"/>
     <w:rsid w:val="0094329B"/>
     <w:rsid w:val="00AA611E"/>
     <w:rsid w:val="00C3659E"/>

--- a/Manual de implementación .docx
+++ b/Manual de implementación .docx
@@ -113,7 +113,7 @@
           <w:noProof/>
           <w:lang w:val="es-ES"/>
         </w:rPr>
-        <w:t>miércoles, 13 de mayo de 2026</w:t>
+        <w:t>miércoles, 20 de mayo de 2026</w:t>
       </w:r>
       <w:r>
         <w:rPr>
@@ -1612,6 +1612,9 @@
     </w:p>
     <w:p>
       <w:pPr>
+        <w:tabs>
+          <w:tab w:val="right" w:pos="8504"/>
+        </w:tabs>
         <w:rPr>
           <w:b/>
           <w:bCs/>
@@ -1756,14 +1759,440 @@
           </mc:Fallback>
         </mc:AlternateContent>
       </w:r>
+      <w:r>
+        <w:rPr>
+          <w:b/>
+          <w:bCs/>
+          <w:lang w:val="es-MX"/>
+        </w:rPr>
+        <w:tab/>
+      </w:r>
+    </w:p>
+    <w:p>
+      <w:pPr>
+        <w:rPr>
+          <w:b/>
+          <w:bCs/>
+          <w:lang w:val="es-MX"/>
+        </w:rPr>
+      </w:pPr>
+      <w:r>
+        <w:rPr>
+          <w:b/>
+          <w:bCs/>
+          <w:lang w:val="es-MX"/>
+        </w:rPr>
+        <w:br w:type="page"/>
+      </w:r>
+    </w:p>
+    <w:p>
+      <w:pPr>
+        <w:tabs>
+          <w:tab w:val="right" w:pos="8504"/>
+        </w:tabs>
+        <w:rPr>
+          <w:b/>
+          <w:bCs/>
+          <w:lang w:val="es-MX"/>
+        </w:rPr>
+      </w:pPr>
+      <w:r>
+        <w:rPr>
+          <w:b/>
+          <w:bCs/>
+          <w:noProof/>
+          <w:lang w:val="es-MX"/>
+        </w:rPr>
+        <w:lastRenderedPageBreak/>
+        <w:drawing>
+          <wp:anchor distT="0" distB="0" distL="114300" distR="114300" simplePos="0" relativeHeight="251663360" behindDoc="1" locked="0" layoutInCell="1" allowOverlap="1" wp14:anchorId="436611BA" wp14:editId="3CC9028B">
+            <wp:simplePos x="0" y="0"/>
+            <wp:positionH relativeFrom="margin">
+              <wp:align>center</wp:align>
+            </wp:positionH>
+            <wp:positionV relativeFrom="paragraph">
+              <wp:posOffset>47625</wp:posOffset>
+            </wp:positionV>
+            <wp:extent cx="2781300" cy="3020695"/>
+            <wp:effectExtent l="0" t="0" r="0" b="8255"/>
+            <wp:wrapTight wrapText="bothSides">
+              <wp:wrapPolygon edited="0">
+                <wp:start x="0" y="0"/>
+                <wp:lineTo x="0" y="21523"/>
+                <wp:lineTo x="21452" y="21523"/>
+                <wp:lineTo x="21452" y="0"/>
+                <wp:lineTo x="0" y="0"/>
+              </wp:wrapPolygon>
+            </wp:wrapTight>
+            <wp:docPr id="1745928089" name="Imagen 2"/>
+            <wp:cNvGraphicFramePr>
+              <a:graphicFrameLocks xmlns:a="http://schemas.openxmlformats.org/drawingml/2006/main" noChangeAspect="1"/>
+            </wp:cNvGraphicFramePr>
+            <a:graphic xmlns:a="http://schemas.openxmlformats.org/drawingml/2006/main">
+              <a:graphicData uri="http://schemas.openxmlformats.org/drawingml/2006/picture">
+                <pic:pic xmlns:pic="http://schemas.openxmlformats.org/drawingml/2006/picture">
+                  <pic:nvPicPr>
+                    <pic:cNvPr id="1745928089" name="Imagen 1745928089"/>
+                    <pic:cNvPicPr/>
+                  </pic:nvPicPr>
+                  <pic:blipFill>
+                    <a:blip r:embed="rId12">
+                      <a:extLst>
+                        <a:ext uri="{28A0092B-C50C-407E-A947-70E740481C1C}">
+                          <a14:useLocalDpi xmlns:a14="http://schemas.microsoft.com/office/drawing/2010/main" val="0"/>
+                        </a:ext>
+                      </a:extLst>
+                    </a:blip>
+                    <a:stretch>
+                      <a:fillRect/>
+                    </a:stretch>
+                  </pic:blipFill>
+                  <pic:spPr>
+                    <a:xfrm>
+                      <a:off x="0" y="0"/>
+                      <a:ext cx="2781300" cy="3020695"/>
+                    </a:xfrm>
+                    <a:prstGeom prst="rect">
+                      <a:avLst/>
+                    </a:prstGeom>
+                  </pic:spPr>
+                </pic:pic>
+              </a:graphicData>
+            </a:graphic>
+            <wp14:sizeRelH relativeFrom="margin">
+              <wp14:pctWidth>0</wp14:pctWidth>
+            </wp14:sizeRelH>
+            <wp14:sizeRelV relativeFrom="margin">
+              <wp14:pctHeight>0</wp14:pctHeight>
+            </wp14:sizeRelV>
+          </wp:anchor>
+        </w:drawing>
+      </w:r>
+    </w:p>
+    <w:p>
+      <w:pPr>
+        <w:rPr>
+          <w:lang w:val="es-MX"/>
+        </w:rPr>
+      </w:pPr>
+    </w:p>
+    <w:p>
+      <w:pPr>
+        <w:rPr>
+          <w:lang w:val="es-MX"/>
+        </w:rPr>
+      </w:pPr>
+    </w:p>
+    <w:p>
+      <w:pPr>
+        <w:rPr>
+          <w:lang w:val="es-MX"/>
+        </w:rPr>
+      </w:pPr>
+    </w:p>
+    <w:p>
+      <w:pPr>
+        <w:rPr>
+          <w:lang w:val="es-MX"/>
+        </w:rPr>
+      </w:pPr>
+    </w:p>
+    <w:p>
+      <w:pPr>
+        <w:rPr>
+          <w:lang w:val="es-MX"/>
+        </w:rPr>
+      </w:pPr>
+    </w:p>
+    <w:p>
+      <w:pPr>
+        <w:rPr>
+          <w:lang w:val="es-MX"/>
+        </w:rPr>
+      </w:pPr>
+    </w:p>
+    <w:p>
+      <w:pPr>
+        <w:rPr>
+          <w:lang w:val="es-MX"/>
+        </w:rPr>
+      </w:pPr>
+    </w:p>
+    <w:p>
+      <w:pPr>
+        <w:rPr>
+          <w:lang w:val="es-MX"/>
+        </w:rPr>
+      </w:pPr>
+    </w:p>
+    <w:p>
+      <w:pPr>
+        <w:rPr>
+          <w:lang w:val="es-MX"/>
+        </w:rPr>
+      </w:pPr>
+    </w:p>
+    <w:p>
+      <w:pPr>
+        <w:rPr>
+          <w:lang w:val="es-MX"/>
+        </w:rPr>
+      </w:pPr>
+    </w:p>
+    <w:p>
+      <w:pPr>
+        <w:rPr>
+          <w:lang w:val="es-MX"/>
+        </w:rPr>
+      </w:pPr>
+    </w:p>
+    <w:p>
+      <w:pPr>
+        <w:rPr>
+          <w:b/>
+          <w:bCs/>
+          <w:lang w:val="es-MX"/>
+        </w:rPr>
+      </w:pPr>
+    </w:p>
+    <w:p>
+      <w:pPr>
+        <w:tabs>
+          <w:tab w:val="left" w:pos="1860"/>
+        </w:tabs>
+        <w:rPr>
+          <w:b/>
+          <w:bCs/>
+          <w:lang w:val="es-MX"/>
+        </w:rPr>
+      </w:pPr>
+      <w:r>
+        <w:rPr>
+          <w:lang w:val="es-MX"/>
+        </w:rPr>
+        <w:tab/>
+      </w:r>
+      <w:r>
+        <w:rPr>
+          <w:b/>
+          <w:bCs/>
+          <w:lang w:val="es-MX"/>
+        </w:rPr>
+        <w:t>Pantalla: Registro de Ventas</w:t>
+      </w:r>
+    </w:p>
+    <w:p>
+      <w:pPr>
+        <w:tabs>
+          <w:tab w:val="left" w:pos="1860"/>
+        </w:tabs>
+        <w:rPr>
+          <w:lang w:val="es-MX"/>
+        </w:rPr>
+      </w:pPr>
+      <w:r>
+        <w:rPr>
+          <w:lang w:val="es-MX"/>
+        </w:rPr>
+        <w:t xml:space="preserve">La ventana </w:t>
+      </w:r>
+      <w:r>
+        <w:rPr>
+          <w:b/>
+          <w:bCs/>
+          <w:lang w:val="es-MX"/>
+        </w:rPr>
+        <w:t>“Registro de Ventas”</w:t>
+      </w:r>
+      <w:r>
+        <w:rPr>
+          <w:lang w:val="es-MX"/>
+        </w:rPr>
+        <w:t xml:space="preserve"> permite capturar y registrar las ventas realizadas dentro del sistema de manera rápida y organizada. En esta sección, el usuario puede seleccionar un producto, ingresar la cantidad deseada y visualizar automáticamente el total de la compra antes de registrar la venta.</w:t>
+      </w:r>
+    </w:p>
+    <w:p>
+      <w:pPr>
+        <w:tabs>
+          <w:tab w:val="left" w:pos="1860"/>
+        </w:tabs>
+        <w:rPr>
+          <w:b/>
+          <w:bCs/>
+          <w:lang w:val="es-MX"/>
+        </w:rPr>
+      </w:pPr>
+      <w:r>
+        <w:rPr>
+          <w:b/>
+          <w:bCs/>
+          <w:lang w:val="es-MX"/>
+        </w:rPr>
+        <w:t>Elementos de la pantalla:</w:t>
+      </w:r>
+    </w:p>
+    <w:p>
+      <w:pPr>
+        <w:numPr>
+          <w:ilvl w:val="0"/>
+          <w:numId w:val="16"/>
+        </w:numPr>
+        <w:tabs>
+          <w:tab w:val="left" w:pos="1860"/>
+        </w:tabs>
+        <w:rPr>
+          <w:lang w:val="es-MX"/>
+        </w:rPr>
+      </w:pPr>
+      <w:r>
+        <w:rPr>
+          <w:b/>
+          <w:bCs/>
+          <w:lang w:val="es-MX"/>
+        </w:rPr>
+        <w:t>Producto:</w:t>
+      </w:r>
+      <w:r>
+        <w:rPr>
+          <w:lang w:val="es-MX"/>
+        </w:rPr>
+        <w:br/>
+        <w:t xml:space="preserve">Lista desplegable donde se selecciona el producto que será vendido. </w:t>
+      </w:r>
+    </w:p>
+    <w:p>
+      <w:pPr>
+        <w:numPr>
+          <w:ilvl w:val="0"/>
+          <w:numId w:val="16"/>
+        </w:numPr>
+        <w:tabs>
+          <w:tab w:val="left" w:pos="1860"/>
+        </w:tabs>
+        <w:rPr>
+          <w:lang w:val="es-MX"/>
+        </w:rPr>
+      </w:pPr>
+      <w:r>
+        <w:rPr>
+          <w:b/>
+          <w:bCs/>
+          <w:lang w:val="es-MX"/>
+        </w:rPr>
+        <w:t>Precio:</w:t>
+      </w:r>
+      <w:r>
+        <w:rPr>
+          <w:lang w:val="es-MX"/>
+        </w:rPr>
+        <w:br/>
+        <w:t xml:space="preserve">Campo que muestra el precio correspondiente al producto seleccionado. </w:t>
+      </w:r>
+    </w:p>
+    <w:p>
+      <w:pPr>
+        <w:numPr>
+          <w:ilvl w:val="0"/>
+          <w:numId w:val="16"/>
+        </w:numPr>
+        <w:tabs>
+          <w:tab w:val="left" w:pos="1860"/>
+        </w:tabs>
+        <w:rPr>
+          <w:lang w:val="es-MX"/>
+        </w:rPr>
+      </w:pPr>
+      <w:r>
+        <w:rPr>
+          <w:b/>
+          <w:bCs/>
+          <w:lang w:val="es-MX"/>
+        </w:rPr>
+        <w:t>Cantidad:</w:t>
+      </w:r>
+      <w:r>
+        <w:rPr>
+          <w:lang w:val="es-MX"/>
+        </w:rPr>
+        <w:br/>
+        <w:t xml:space="preserve">Espacio destinado para ingresar el número de productos vendidos. </w:t>
+      </w:r>
+    </w:p>
+    <w:p>
+      <w:pPr>
+        <w:numPr>
+          <w:ilvl w:val="0"/>
+          <w:numId w:val="16"/>
+        </w:numPr>
+        <w:tabs>
+          <w:tab w:val="left" w:pos="1860"/>
+        </w:tabs>
+        <w:rPr>
+          <w:lang w:val="es-MX"/>
+        </w:rPr>
+      </w:pPr>
+      <w:r>
+        <w:rPr>
+          <w:b/>
+          <w:bCs/>
+          <w:lang w:val="es-MX"/>
+        </w:rPr>
+        <w:t>Total:</w:t>
+      </w:r>
+      <w:r>
+        <w:rPr>
+          <w:lang w:val="es-MX"/>
+        </w:rPr>
+        <w:br/>
+        <w:t xml:space="preserve">Campo que muestra el importe total de la venta calculado según el precio y la cantidad ingresada. </w:t>
+      </w:r>
+    </w:p>
+    <w:p>
+      <w:pPr>
+        <w:numPr>
+          <w:ilvl w:val="0"/>
+          <w:numId w:val="16"/>
+        </w:numPr>
+        <w:tabs>
+          <w:tab w:val="left" w:pos="1860"/>
+        </w:tabs>
+        <w:rPr>
+          <w:lang w:val="es-MX"/>
+        </w:rPr>
+      </w:pPr>
+      <w:r>
+        <w:rPr>
+          <w:b/>
+          <w:bCs/>
+          <w:lang w:val="es-MX"/>
+        </w:rPr>
+        <w:t>Botón “Registrar Venta”:</w:t>
+      </w:r>
+      <w:r>
+        <w:rPr>
+          <w:lang w:val="es-MX"/>
+        </w:rPr>
+        <w:br/>
+        <w:t>Guarda la información de la venta en el sistema para su control y administración.</w:t>
+      </w:r>
+    </w:p>
+    <w:p>
+      <w:pPr>
+        <w:tabs>
+          <w:tab w:val="left" w:pos="1860"/>
+        </w:tabs>
+        <w:rPr>
+          <w:lang w:val="es-MX"/>
+        </w:rPr>
+      </w:pPr>
     </w:p>
     <w:sectPr>
-      <w:headerReference w:type="even" r:id="rId12"/>
-      <w:headerReference w:type="default" r:id="rId13"/>
-      <w:footerReference w:type="even" r:id="rId14"/>
-      <w:footerReference w:type="default" r:id="rId15"/>
-      <w:headerReference w:type="first" r:id="rId16"/>
-      <w:footerReference w:type="first" r:id="rId17"/>
+      <w:headerReference w:type="even" r:id="rId13"/>
+      <w:headerReference w:type="default" r:id="rId14"/>
+      <w:footerReference w:type="even" r:id="rId15"/>
+      <w:footerReference w:type="default" r:id="rId16"/>
+      <w:headerReference w:type="first" r:id="rId17"/>
+      <w:footerReference w:type="first" r:id="rId18"/>
       <w:pgSz w:w="11906" w:h="16838"/>
       <w:pgMar w:top="1417" w:right="1701" w:bottom="1417" w:left="1701" w:header="708" w:footer="708" w:gutter="0"/>
       <w:cols w:space="708"/>
@@ -1853,7 +2282,6 @@
             <w:dataBinding w:prefixMappings="xmlns:ns0='http://purl.org/dc/elements/1.1/' xmlns:ns1='http://schemas.openxmlformats.org/package/2006/metadata/core-properties' " w:xpath="/ns1:coreProperties[1]/ns0:creator[1]" w:storeItemID="{6C3C8BC8-F283-45AE-878A-BAB7291924A1}"/>
             <w:text/>
           </w:sdtPr>
-          <w:sdtEndPr/>
           <w:sdtContent>
             <w:p>
               <w:pPr>
@@ -2091,7 +2519,6 @@
               <w:dataBinding w:prefixMappings="xmlns:ns0='http://purl.org/dc/elements/1.1/' xmlns:ns1='http://schemas.openxmlformats.org/package/2006/metadata/core-properties' " w:xpath="/ns1:coreProperties[1]/ns0:title[1]" w:storeItemID="{6C3C8BC8-F283-45AE-878A-BAB7291924A1}"/>
               <w:text/>
             </w:sdtPr>
-            <w:sdtEndPr/>
             <w:sdtContent>
               <w:r>
                 <w:rPr>
@@ -2199,6 +2626,155 @@
 <file path=word/numbering.xml><?xml version="1.0" encoding="utf-8"?>
 <w:numbering xmlns:wpc="http://schemas.microsoft.com/office/word/2010/wordprocessingCanvas" xmlns:cx="http://schemas.microsoft.com/office/drawing/2014/chartex" xmlns:cx1="http://schemas.microsoft.com/office/drawing/2015/9/8/chartex" xmlns:cx2="http://schemas.microsoft.com/office/drawing/2015/10/21/chartex" xmlns:cx3="http://schemas.microsoft.com/office/drawing/2016/5/9/chartex" xmlns:cx4="http://schemas.microsoft.com/office/drawing/2016/5/10/chartex" xmlns:cx5="http://schemas.microsoft.com/office/drawing/2016/5/11/chartex" xmlns:cx6="http://schemas.microsoft.com/office/drawing/2016/5/12/chartex" xmlns:cx7="http://schemas.microsoft.com/office/drawing/2016/5/13/chartex" xmlns:cx8="http://schemas.microsoft.com/office/drawing/2016/5/14/chartex" xmlns:mc="http://schemas.openxmlformats.org/markup-compatibility/2006" xmlns:aink="http://schemas.microsoft.com/office/drawing/2016/ink" xmlns:am3d="http://schemas.microsoft.com/office/drawing/2017/model3d" xmlns:o="urn:schemas-microsoft-com:office:office" xmlns:oel="http://schemas.microsoft.com/office/2019/extlst" xmlns:r="http://schemas.openxmlformats.org/officeDocument/2006/relationships" xmlns:m="http://schemas.openxmlformats.org/officeDocument/2006/math" xmlns:v="urn:schemas-microsoft-com:vml" xmlns:wp14="http://schemas.microsoft.com/office/word/2010/wordprocessingDrawing" xmlns:wp="http://schemas.openxmlformats.org/drawingml/2006/wordprocessingDrawing" xmlns:w10="urn:schemas-microsoft-com:office:word" xmlns:w="http://schemas.openxmlformats.org/wordprocessingml/2006/main" xmlns:w14="http://schemas.microsoft.com/office/word/2010/wordml" xmlns:w15="http://schemas.microsoft.com/office/word/2012/wordml" xmlns:w16cex="http://schemas.microsoft.com/office/word/2018/wordml/cex" xmlns:w16cid="http://schemas.microsoft.com/office/word/2016/wordml/cid" xmlns:w16="http://schemas.microsoft.com/office/word/2018/wordml" xmlns:w16du="http://schemas.microsoft.com/office/word/2023/wordml/word16du" xmlns:w16sdtdh="http://schemas.microsoft.com/office/word/2020/wordml/sdtdatahash" xmlns:w16sdtfl="http://schemas.microsoft.com/office/word/2024/wordml/sdtformatlock" xmlns:w16se="http://schemas.microsoft.com/office/word/2015/wordml/symex" xmlns:wpg="http://schemas.microsoft.com/office/word/2010/wordprocessingGroup" xmlns:wpi="http://schemas.microsoft.com/office/word/2010/wordprocessingInk" xmlns:wne="http://schemas.microsoft.com/office/word/2006/wordml" xmlns:wps="http://schemas.microsoft.com/office/word/2010/wordprocessingShape" mc:Ignorable="w14 w15 w16se w16cid w16 w16cex w16sdtdh w16sdtfl w16du wp14">
   <w:abstractNum w:abstractNumId="0" w15:restartNumberingAfterBreak="0">
+    <w:nsid w:val="0C740190"/>
+    <w:multiLevelType w:val="multilevel"/>
+    <w:tmpl w:val="54768464"/>
+    <w:lvl w:ilvl="0">
+      <w:start w:val="1"/>
+      <w:numFmt w:val="bullet"/>
+      <w:lvlText w:val=""/>
+      <w:lvlJc w:val="left"/>
+      <w:pPr>
+        <w:tabs>
+          <w:tab w:val="num" w:pos="720"/>
+        </w:tabs>
+        <w:ind w:left="720" w:hanging="360"/>
+      </w:pPr>
+      <w:rPr>
+        <w:rFonts w:ascii="Symbol" w:hAnsi="Symbol" w:hint="default"/>
+        <w:sz w:val="20"/>
+      </w:rPr>
+    </w:lvl>
+    <w:lvl w:ilvl="1" w:tentative="1">
+      <w:start w:val="1"/>
+      <w:numFmt w:val="bullet"/>
+      <w:lvlText w:val="o"/>
+      <w:lvlJc w:val="left"/>
+      <w:pPr>
+        <w:tabs>
+          <w:tab w:val="num" w:pos="1440"/>
+        </w:tabs>
+        <w:ind w:left="1440" w:hanging="360"/>
+      </w:pPr>
+      <w:rPr>
+        <w:rFonts w:ascii="Courier New" w:hAnsi="Courier New" w:hint="default"/>
+        <w:sz w:val="20"/>
+      </w:rPr>
+    </w:lvl>
+    <w:lvl w:ilvl="2" w:tentative="1">
+      <w:start w:val="1"/>
+      <w:numFmt w:val="bullet"/>
+      <w:lvlText w:val=""/>
+      <w:lvlJc w:val="left"/>
+      <w:pPr>
+        <w:tabs>
+          <w:tab w:val="num" w:pos="2160"/>
+        </w:tabs>
+        <w:ind w:left="2160" w:hanging="360"/>
+      </w:pPr>
+      <w:rPr>
+        <w:rFonts w:ascii="Wingdings" w:hAnsi="Wingdings" w:hint="default"/>
+        <w:sz w:val="20"/>
+      </w:rPr>
+    </w:lvl>
+    <w:lvl w:ilvl="3" w:tentative="1">
+      <w:start w:val="1"/>
+      <w:numFmt w:val="bullet"/>
+      <w:lvlText w:val=""/>
+      <w:lvlJc w:val="left"/>
+      <w:pPr>
+        <w:tabs>
+          <w:tab w:val="num" w:pos="2880"/>
+        </w:tabs>
+        <w:ind w:left="2880" w:hanging="360"/>
+      </w:pPr>
+      <w:rPr>
+        <w:rFonts w:ascii="Wingdings" w:hAnsi="Wingdings" w:hint="default"/>
+        <w:sz w:val="20"/>
+      </w:rPr>
+    </w:lvl>
+    <w:lvl w:ilvl="4" w:tentative="1">
+      <w:start w:val="1"/>
+      <w:numFmt w:val="bullet"/>
+      <w:lvlText w:val=""/>
+      <w:lvlJc w:val="left"/>
+      <w:pPr>
+        <w:tabs>
+          <w:tab w:val="num" w:pos="3600"/>
+        </w:tabs>
+        <w:ind w:left="3600" w:hanging="360"/>
+      </w:pPr>
+      <w:rPr>
+        <w:rFonts w:ascii="Wingdings" w:hAnsi="Wingdings" w:hint="default"/>
+        <w:sz w:val="20"/>
+      </w:rPr>
+    </w:lvl>
+    <w:lvl w:ilvl="5" w:tentative="1">
+      <w:start w:val="1"/>
+      <w:numFmt w:val="bullet"/>
+      <w:lvlText w:val=""/>
+      <w:lvlJc w:val="left"/>
+      <w:pPr>
+        <w:tabs>
+          <w:tab w:val="num" w:pos="4320"/>
+        </w:tabs>
+        <w:ind w:left="4320" w:hanging="360"/>
+      </w:pPr>
+      <w:rPr>
+        <w:rFonts w:ascii="Wingdings" w:hAnsi="Wingdings" w:hint="default"/>
+        <w:sz w:val="20"/>
+      </w:rPr>
+    </w:lvl>
+    <w:lvl w:ilvl="6" w:tentative="1">
+      <w:start w:val="1"/>
+      <w:numFmt w:val="bullet"/>
+      <w:lvlText w:val=""/>
+      <w:lvlJc w:val="left"/>
+      <w:pPr>
+        <w:tabs>
+          <w:tab w:val="num" w:pos="5040"/>
+        </w:tabs>
+        <w:ind w:left="5040" w:hanging="360"/>
+      </w:pPr>
+      <w:rPr>
+        <w:rFonts w:ascii="Wingdings" w:hAnsi="Wingdings" w:hint="default"/>
+        <w:sz w:val="20"/>
+      </w:rPr>
+    </w:lvl>
+    <w:lvl w:ilvl="7" w:tentative="1">
+      <w:start w:val="1"/>
+      <w:numFmt w:val="bullet"/>
+      <w:lvlText w:val=""/>
+      <w:lvlJc w:val="left"/>
+      <w:pPr>
+        <w:tabs>
+          <w:tab w:val="num" w:pos="5760"/>
+        </w:tabs>
+        <w:ind w:left="5760" w:hanging="360"/>
+      </w:pPr>
+      <w:rPr>
+        <w:rFonts w:ascii="Wingdings" w:hAnsi="Wingdings" w:hint="default"/>
+        <w:sz w:val="20"/>
+      </w:rPr>
+    </w:lvl>
+    <w:lvl w:ilvl="8" w:tentative="1">
+      <w:start w:val="1"/>
+      <w:numFmt w:val="bullet"/>
+      <w:lvlText w:val=""/>
+      <w:lvlJc w:val="left"/>
+      <w:pPr>
+        <w:tabs>
+          <w:tab w:val="num" w:pos="6480"/>
+        </w:tabs>
+        <w:ind w:left="6480" w:hanging="360"/>
+      </w:pPr>
+      <w:rPr>
+        <w:rFonts w:ascii="Wingdings" w:hAnsi="Wingdings" w:hint="default"/>
+        <w:sz w:val="20"/>
+      </w:rPr>
+    </w:lvl>
+  </w:abstractNum>
+  <w:abstractNum w:abstractNumId="1" w15:restartNumberingAfterBreak="0">
     <w:nsid w:val="1482775B"/>
     <w:multiLevelType w:val="multilevel"/>
     <w:tmpl w:val="0EBA3C40"/>
@@ -2284,7 +2860,7 @@
       </w:pPr>
     </w:lvl>
   </w:abstractNum>
-  <w:abstractNum w:abstractNumId="1" w15:restartNumberingAfterBreak="0">
+  <w:abstractNum w:abstractNumId="2" w15:restartNumberingAfterBreak="0">
     <w:nsid w:val="15F57B7D"/>
     <w:multiLevelType w:val="hybridMultilevel"/>
     <w:tmpl w:val="6F1CE63E"/>
@@ -2397,7 +2973,7 @@
       </w:rPr>
     </w:lvl>
   </w:abstractNum>
-  <w:abstractNum w:abstractNumId="2" w15:restartNumberingAfterBreak="0">
+  <w:abstractNum w:abstractNumId="3" w15:restartNumberingAfterBreak="0">
     <w:nsid w:val="23A76D42"/>
     <w:multiLevelType w:val="multilevel"/>
     <w:tmpl w:val="A614F0A2"/>
@@ -2546,7 +3122,7 @@
       </w:rPr>
     </w:lvl>
   </w:abstractNum>
-  <w:abstractNum w:abstractNumId="3" w15:restartNumberingAfterBreak="0">
+  <w:abstractNum w:abstractNumId="4" w15:restartNumberingAfterBreak="0">
     <w:nsid w:val="26F41BA5"/>
     <w:multiLevelType w:val="hybridMultilevel"/>
     <w:tmpl w:val="8BF6FA98"/>
@@ -2659,7 +3235,7 @@
       </w:rPr>
     </w:lvl>
   </w:abstractNum>
-  <w:abstractNum w:abstractNumId="4" w15:restartNumberingAfterBreak="0">
+  <w:abstractNum w:abstractNumId="5" w15:restartNumberingAfterBreak="0">
     <w:nsid w:val="6E8B16C1"/>
     <w:multiLevelType w:val="hybridMultilevel"/>
     <w:tmpl w:val="632AB206"/>
@@ -2772,7 +3348,7 @@
       </w:rPr>
     </w:lvl>
   </w:abstractNum>
-  <w:abstractNum w:abstractNumId="5" w15:restartNumberingAfterBreak="0">
+  <w:abstractNum w:abstractNumId="6" w15:restartNumberingAfterBreak="0">
     <w:nsid w:val="71E36A02"/>
     <w:multiLevelType w:val="multilevel"/>
     <w:tmpl w:val="26C6F2FC"/>
@@ -2922,49 +3498,52 @@
     </w:lvl>
   </w:abstractNum>
   <w:num w:numId="1" w16cid:durableId="607469778">
-    <w:abstractNumId w:val="0"/>
+    <w:abstractNumId w:val="1"/>
   </w:num>
   <w:num w:numId="2" w16cid:durableId="269171657">
-    <w:abstractNumId w:val="0"/>
+    <w:abstractNumId w:val="1"/>
   </w:num>
   <w:num w:numId="3" w16cid:durableId="2102338313">
-    <w:abstractNumId w:val="0"/>
+    <w:abstractNumId w:val="1"/>
   </w:num>
   <w:num w:numId="4" w16cid:durableId="124584232">
-    <w:abstractNumId w:val="0"/>
+    <w:abstractNumId w:val="1"/>
   </w:num>
   <w:num w:numId="5" w16cid:durableId="993022360">
-    <w:abstractNumId w:val="0"/>
+    <w:abstractNumId w:val="1"/>
   </w:num>
   <w:num w:numId="6" w16cid:durableId="1899124378">
-    <w:abstractNumId w:val="0"/>
+    <w:abstractNumId w:val="1"/>
   </w:num>
   <w:num w:numId="7" w16cid:durableId="1259172789">
-    <w:abstractNumId w:val="0"/>
+    <w:abstractNumId w:val="1"/>
   </w:num>
   <w:num w:numId="8" w16cid:durableId="1059206651">
-    <w:abstractNumId w:val="0"/>
+    <w:abstractNumId w:val="1"/>
   </w:num>
   <w:num w:numId="9" w16cid:durableId="248734240">
-    <w:abstractNumId w:val="0"/>
+    <w:abstractNumId w:val="1"/>
   </w:num>
   <w:num w:numId="10" w16cid:durableId="160436507">
-    <w:abstractNumId w:val="0"/>
+    <w:abstractNumId w:val="1"/>
   </w:num>
   <w:num w:numId="11" w16cid:durableId="538013386">
+    <w:abstractNumId w:val="3"/>
+  </w:num>
+  <w:num w:numId="12" w16cid:durableId="1052926489">
+    <w:abstractNumId w:val="4"/>
+  </w:num>
+  <w:num w:numId="13" w16cid:durableId="440806540">
+    <w:abstractNumId w:val="6"/>
+  </w:num>
+  <w:num w:numId="14" w16cid:durableId="1927807946">
     <w:abstractNumId w:val="2"/>
   </w:num>
-  <w:num w:numId="12" w16cid:durableId="1052926489">
-    <w:abstractNumId w:val="3"/>
-  </w:num>
-  <w:num w:numId="13" w16cid:durableId="440806540">
+  <w:num w:numId="15" w16cid:durableId="99645247">
     <w:abstractNumId w:val="5"/>
   </w:num>
-  <w:num w:numId="14" w16cid:durableId="1927807946">
-    <w:abstractNumId w:val="1"/>
-  </w:num>
-  <w:num w:numId="15" w16cid:durableId="99645247">
-    <w:abstractNumId w:val="4"/>
+  <w:num w:numId="16" w16cid:durableId="908462892">
+    <w:abstractNumId w:val="0"/>
   </w:num>
 </w:numbering>
 </file>
@@ -3589,7 +4168,6 @@
   <w:style w:type="character" w:default="1" w:styleId="Fuentedeprrafopredeter">
     <w:name w:val="Default Paragraph Font"/>
     <w:uiPriority w:val="1"/>
-    <w:semiHidden/>
     <w:unhideWhenUsed/>
   </w:style>
   <w:style w:type="table" w:default="1" w:styleId="Tablanormal">
@@ -4206,12 +4784,14 @@
     <w:rsid w:val="00211A3C"/>
     <w:rsid w:val="002713AC"/>
     <w:rsid w:val="004A3D4D"/>
+    <w:rsid w:val="00617CC3"/>
     <w:rsid w:val="006A4259"/>
     <w:rsid w:val="008160A1"/>
     <w:rsid w:val="0094329B"/>
     <w:rsid w:val="00AA611E"/>
     <w:rsid w:val="00C3659E"/>
     <w:rsid w:val="00D41422"/>
+    <w:rsid w:val="00EA4F56"/>
     <w:rsid w:val="00ED56B7"/>
     <w:rsid w:val="00EF2937"/>
     <w:rsid w:val="00FB32D2"/>
